--- a/Отчёты/Отчёт_3_Мартини.docx
+++ b/Отчёты/Отчёт_3_Мартини.docx
@@ -7,11 +7,3408 @@
         <w:pStyle w:val="PreformattedText"/>
         <w:bidi w:val="0"/>
         <w:spacing w:before="0" w:after="0"/>
-        <w:rPr/>
-      </w:pPr>
-      <w:r>
-        <w:rPr/>
-        <w:t>//</w:t>
+        <w:rPr>
+          <w:b/>
+          <w:bCs/>
+          <w:sz w:val="24"/>
+          <w:szCs w:val="24"/>
+          <w:u w:val="single"/>
+        </w:rPr>
+      </w:pPr>
+      <w:r>
+        <w:rPr>
+          <w:b/>
+          <w:bCs/>
+          <w:sz w:val="24"/>
+          <w:szCs w:val="24"/>
+          <w:u w:val="single"/>
+        </w:rPr>
+        <w:t>Отчёт по лабораторной работе №</w:t>
+      </w:r>
+      <w:r>
+        <w:rPr>
+          <w:b/>
+          <w:bCs/>
+          <w:sz w:val="24"/>
+          <w:szCs w:val="24"/>
+          <w:u w:val="single"/>
+        </w:rPr>
+        <w:t>3</w:t>
+      </w:r>
+    </w:p>
+    <w:p>
+      <w:pPr>
+        <w:pStyle w:val="PreformattedText"/>
+        <w:bidi w:val="0"/>
+        <w:spacing w:before="0" w:after="0"/>
+        <w:rPr>
+          <w:b/>
+          <w:bCs/>
+          <w:sz w:val="24"/>
+          <w:szCs w:val="24"/>
+          <w:u w:val="single"/>
+        </w:rPr>
+      </w:pPr>
+      <w:r>
+        <w:rPr>
+          <w:b/>
+          <w:bCs/>
+          <w:sz w:val="24"/>
+          <w:szCs w:val="24"/>
+          <w:u w:val="single"/>
+        </w:rPr>
+        <w:t>Работу выполнил: Мартини П.А. ТКИ-241</w:t>
+      </w:r>
+    </w:p>
+    <w:p>
+      <w:pPr>
+        <w:pStyle w:val="PreformattedText"/>
+        <w:bidi w:val="0"/>
+        <w:spacing w:before="0" w:after="0"/>
+        <w:rPr>
+          <w:sz w:val="24"/>
+          <w:szCs w:val="24"/>
+        </w:rPr>
+      </w:pPr>
+      <w:r>
+        <w:rPr>
+          <w:sz w:val="24"/>
+          <w:szCs w:val="24"/>
+        </w:rPr>
+      </w:r>
+    </w:p>
+    <w:p>
+      <w:pPr>
+        <w:pStyle w:val="PreformattedText"/>
+        <w:bidi w:val="0"/>
+        <w:spacing w:before="0" w:after="0"/>
+        <w:rPr>
+          <w:sz w:val="24"/>
+          <w:szCs w:val="24"/>
+        </w:rPr>
+      </w:pPr>
+      <w:r>
+        <w:rPr>
+          <w:sz w:val="24"/>
+          <w:szCs w:val="24"/>
+        </w:rPr>
+        <w:t xml:space="preserve">Задание: </w:t>
+      </w:r>
+      <w:r>
+        <w:rPr>
+          <w:sz w:val="24"/>
+          <w:szCs w:val="24"/>
+        </w:rPr>
+        <w:t>написать программу, которая решает авболютно любое квадратное уравнение (включая решения с мнимыми корнями)</w:t>
+      </w:r>
+    </w:p>
+    <w:p>
+      <w:pPr>
+        <w:pStyle w:val="PreformattedText"/>
+        <w:bidi w:val="0"/>
+        <w:spacing w:before="0" w:after="0"/>
+        <w:rPr>
+          <w:sz w:val="24"/>
+          <w:szCs w:val="24"/>
+        </w:rPr>
+      </w:pPr>
+      <w:r>
+        <w:rPr>
+          <w:sz w:val="24"/>
+          <w:szCs w:val="24"/>
+        </w:rPr>
+      </w:r>
+    </w:p>
+    <w:p>
+      <w:pPr>
+        <w:pStyle w:val="PreformattedText"/>
+        <w:bidi w:val="0"/>
+        <w:spacing w:before="0" w:after="0"/>
+        <w:rPr>
+          <w:sz w:val="24"/>
+          <w:szCs w:val="24"/>
+        </w:rPr>
+      </w:pPr>
+      <w:r>
+        <w:rPr>
+          <w:sz w:val="24"/>
+          <w:szCs w:val="24"/>
+        </w:rPr>
+        <w:t>Задание выполнено на языке программирования c++ с использованием пользовательской библиотеки MatPlot++. Исходный код программы указан в приложении.</w:t>
+      </w:r>
+    </w:p>
+    <w:p>
+      <w:pPr>
+        <w:pStyle w:val="PreformattedText"/>
+        <w:bidi w:val="0"/>
+        <w:spacing w:before="0" w:after="0"/>
+        <w:rPr>
+          <w:sz w:val="24"/>
+          <w:szCs w:val="24"/>
+        </w:rPr>
+      </w:pPr>
+      <w:r>
+        <w:rPr>
+          <w:sz w:val="24"/>
+          <w:szCs w:val="24"/>
+        </w:rPr>
+      </w:r>
+    </w:p>
+    <w:p>
+      <w:pPr>
+        <w:pStyle w:val="PreformattedText"/>
+        <w:bidi w:val="0"/>
+        <w:spacing w:before="0" w:after="0"/>
+        <w:rPr>
+          <w:sz w:val="24"/>
+          <w:szCs w:val="24"/>
+        </w:rPr>
+      </w:pPr>
+      <w:r>
+        <w:rPr>
+          <w:sz w:val="24"/>
+          <w:szCs w:val="24"/>
+        </w:rPr>
+        <w:t>Квадратное уравнение задаётся формулой вида ax</w:t>
+      </w:r>
+      <w:r>
+        <w:rPr>
+          <w:sz w:val="24"/>
+          <w:szCs w:val="24"/>
+          <w:vertAlign w:val="superscript"/>
+        </w:rPr>
+        <w:t>2</w:t>
+      </w:r>
+      <w:r>
+        <w:rPr>
+          <w:position w:val="0"/>
+          <w:sz w:val="24"/>
+          <w:szCs w:val="24"/>
+          <w:vertAlign w:val="baseline"/>
+        </w:rPr>
+        <w:t>+bx+c = 0. Коэффициенты пользователь вводит с клавиатуры через пробел в диалоговом окне терминала.</w:t>
+      </w:r>
+    </w:p>
+    <w:p>
+      <w:pPr>
+        <w:pStyle w:val="PreformattedText"/>
+        <w:bidi w:val="0"/>
+        <w:spacing w:before="0" w:after="0"/>
+        <w:rPr>
+          <w:sz w:val="24"/>
+          <w:szCs w:val="24"/>
+        </w:rPr>
+      </w:pPr>
+      <w:r>
+        <w:rPr>
+          <w:sz w:val="24"/>
+          <w:szCs w:val="24"/>
+        </w:rPr>
+      </w:r>
+    </w:p>
+    <w:p>
+      <w:pPr>
+        <w:pStyle w:val="PreformattedText"/>
+        <w:bidi w:val="0"/>
+        <w:spacing w:before="0" w:after="0"/>
+        <w:rPr>
+          <w:sz w:val="24"/>
+          <w:szCs w:val="24"/>
+        </w:rPr>
+      </w:pPr>
+      <w:r>
+        <w:rPr>
+          <w:sz w:val="24"/>
+          <w:szCs w:val="24"/>
+          <w:u w:val="single"/>
+        </w:rPr>
+        <w:t>Случай 1:</w:t>
+      </w:r>
+      <w:r>
+        <w:rPr>
+          <w:sz w:val="24"/>
+          <w:szCs w:val="24"/>
+        </w:rPr>
+        <w:t xml:space="preserve"> </w:t>
+      </w:r>
+      <w:r>
+        <w:rPr>
+          <w:b/>
+          <w:bCs/>
+          <w:sz w:val="24"/>
+          <w:szCs w:val="24"/>
+        </w:rPr>
+        <w:t>a = 1, b = -3, c = 2</w:t>
+      </w:r>
+      <w:r>
+        <w:rPr>
+          <w:sz w:val="24"/>
+          <w:szCs w:val="24"/>
+        </w:rPr>
+        <w:t xml:space="preserve"> (решение обычного квадратного уравнения, ответ — действительные корни).</w:t>
+      </w:r>
+    </w:p>
+    <w:p>
+      <w:pPr>
+        <w:pStyle w:val="PreformattedText"/>
+        <w:bidi w:val="0"/>
+        <w:spacing w:before="0" w:after="0"/>
+        <w:rPr>
+          <w:sz w:val="24"/>
+          <w:szCs w:val="24"/>
+        </w:rPr>
+      </w:pPr>
+      <w:r>
+        <w:rPr>
+          <w:sz w:val="24"/>
+          <w:szCs w:val="24"/>
+        </w:rPr>
+        <w:t>Ожидаемый результат: x</w:t>
+      </w:r>
+      <w:r>
+        <w:rPr>
+          <w:sz w:val="24"/>
+          <w:szCs w:val="24"/>
+          <w:vertAlign w:val="subscript"/>
+        </w:rPr>
+        <w:t>1</w:t>
+      </w:r>
+      <w:r>
+        <w:rPr>
+          <w:position w:val="0"/>
+          <w:sz w:val="24"/>
+          <w:szCs w:val="24"/>
+          <w:vertAlign w:val="baseline"/>
+        </w:rPr>
+        <w:t xml:space="preserve"> = 2, x</w:t>
+      </w:r>
+      <w:r>
+        <w:rPr>
+          <w:sz w:val="24"/>
+          <w:szCs w:val="24"/>
+          <w:vertAlign w:val="subscript"/>
+        </w:rPr>
+        <w:t>2</w:t>
+      </w:r>
+      <w:r>
+        <w:rPr>
+          <w:position w:val="0"/>
+          <w:sz w:val="24"/>
+          <w:szCs w:val="24"/>
+          <w:vertAlign w:val="baseline"/>
+        </w:rPr>
+        <w:t xml:space="preserve"> = 1.</w:t>
+      </w:r>
+    </w:p>
+    <w:p>
+      <w:pPr>
+        <w:pStyle w:val="PreformattedText"/>
+        <w:bidi w:val="0"/>
+        <w:spacing w:before="0" w:after="0"/>
+        <w:rPr>
+          <w:sz w:val="24"/>
+          <w:szCs w:val="24"/>
+        </w:rPr>
+      </w:pPr>
+      <w:r>
+        <w:rPr>
+          <w:sz w:val="24"/>
+          <w:szCs w:val="24"/>
+        </w:rPr>
+        <w:t>Результат выполнения программы: x</w:t>
+      </w:r>
+      <w:r>
+        <w:rPr>
+          <w:sz w:val="24"/>
+          <w:szCs w:val="24"/>
+          <w:vertAlign w:val="subscript"/>
+        </w:rPr>
+        <w:t>1</w:t>
+      </w:r>
+      <w:r>
+        <w:rPr>
+          <w:position w:val="0"/>
+          <w:sz w:val="24"/>
+          <w:szCs w:val="24"/>
+          <w:vertAlign w:val="baseline"/>
+        </w:rPr>
+        <w:t xml:space="preserve"> = 2, x</w:t>
+      </w:r>
+      <w:r>
+        <w:rPr>
+          <w:sz w:val="24"/>
+          <w:szCs w:val="24"/>
+          <w:vertAlign w:val="subscript"/>
+        </w:rPr>
+        <w:t>2</w:t>
+      </w:r>
+      <w:r>
+        <w:rPr>
+          <w:position w:val="0"/>
+          <w:sz w:val="24"/>
+          <w:szCs w:val="24"/>
+          <w:vertAlign w:val="baseline"/>
+        </w:rPr>
+        <w:t xml:space="preserve"> = 1.</w:t>
+      </w:r>
+    </w:p>
+    <w:p>
+      <w:pPr>
+        <w:pStyle w:val="PreformattedText"/>
+        <w:bidi w:val="0"/>
+        <w:spacing w:before="0" w:after="0"/>
+        <w:rPr>
+          <w:sz w:val="24"/>
+          <w:szCs w:val="24"/>
+        </w:rPr>
+      </w:pPr>
+      <w:r>
+        <w:rPr>
+          <w:sz w:val="24"/>
+          <w:szCs w:val="24"/>
+        </w:rPr>
+      </w:r>
+    </w:p>
+    <w:p>
+      <w:pPr>
+        <w:pStyle w:val="PreformattedText"/>
+        <w:bidi w:val="0"/>
+        <w:spacing w:before="0" w:after="0"/>
+        <w:jc w:val="center"/>
+        <w:rPr>
+          <w:b/>
+          <w:bCs/>
+          <w:sz w:val="24"/>
+          <w:szCs w:val="24"/>
+        </w:rPr>
+      </w:pPr>
+      <w:r>
+        <w:drawing>
+          <wp:anchor distT="0" distB="0" distL="0" distR="0" simplePos="0" relativeHeight="2" behindDoc="0" locked="0" layoutInCell="0" allowOverlap="1">
+            <wp:simplePos x="0" y="0"/>
+            <wp:positionH relativeFrom="column">
+              <wp:align>center</wp:align>
+            </wp:positionH>
+            <wp:positionV relativeFrom="paragraph">
+              <wp:posOffset>635</wp:posOffset>
+            </wp:positionV>
+            <wp:extent cx="6095365" cy="3047365"/>
+            <wp:effectExtent l="0" t="0" r="0" b="0"/>
+            <wp:wrapSquare wrapText="largest"/>
+            <wp:docPr id="1" name="Image1"/>
+            <wp:cNvGraphicFramePr>
+              <a:graphicFrameLocks xmlns:a="http://schemas.openxmlformats.org/drawingml/2006/main" noChangeAspect="1"/>
+            </wp:cNvGraphicFramePr>
+            <a:graphic xmlns:a="http://schemas.openxmlformats.org/drawingml/2006/main">
+              <a:graphicData uri="http://schemas.openxmlformats.org/drawingml/2006/picture">
+                <pic:pic xmlns:pic="http://schemas.openxmlformats.org/drawingml/2006/picture">
+                  <pic:nvPicPr>
+                    <pic:cNvPr id="1" name="Image1"/>
+                    <pic:cNvPicPr>
+                      <a:picLocks noChangeAspect="1" noChangeArrowheads="1"/>
+                    </pic:cNvPicPr>
+                  </pic:nvPicPr>
+                  <pic:blipFill>
+                    <a:blip r:embed="rId2"/>
+                    <a:stretch>
+                      <a:fillRect/>
+                    </a:stretch>
+                  </pic:blipFill>
+                  <pic:spPr bwMode="auto">
+                    <a:xfrm>
+                      <a:off x="0" y="0"/>
+                      <a:ext cx="6095365" cy="3047365"/>
+                    </a:xfrm>
+                    <a:prstGeom prst="rect">
+                      <a:avLst/>
+                    </a:prstGeom>
+                    <a:noFill/>
+                  </pic:spPr>
+                </pic:pic>
+              </a:graphicData>
+            </a:graphic>
+          </wp:anchor>
+        </w:drawing>
+      </w:r>
+      <w:r>
+        <w:rPr>
+          <w:b/>
+          <w:bCs/>
+          <w:sz w:val="24"/>
+          <w:szCs w:val="24"/>
+        </w:rPr>
+        <w:t>Рисунок 1. Результат выполнения программы для случая 1</w:t>
+      </w:r>
+    </w:p>
+    <w:p>
+      <w:pPr>
+        <w:pStyle w:val="PreformattedText"/>
+        <w:bidi w:val="0"/>
+        <w:spacing w:before="0" w:after="0"/>
+        <w:rPr>
+          <w:sz w:val="24"/>
+          <w:szCs w:val="24"/>
+        </w:rPr>
+      </w:pPr>
+      <w:r>
+        <w:rPr>
+          <w:sz w:val="24"/>
+          <w:szCs w:val="24"/>
+        </w:rPr>
+      </w:r>
+    </w:p>
+    <w:p>
+      <w:pPr>
+        <w:pStyle w:val="PreformattedText"/>
+        <w:bidi w:val="0"/>
+        <w:spacing w:before="0" w:after="0"/>
+        <w:rPr>
+          <w:sz w:val="24"/>
+          <w:szCs w:val="24"/>
+          <w:u w:val="single"/>
+        </w:rPr>
+      </w:pPr>
+      <w:r>
+        <w:rPr>
+          <w:sz w:val="24"/>
+          <w:szCs w:val="24"/>
+          <w:u w:val="single"/>
+        </w:rPr>
+        <w:t>Случай 2:</w:t>
+      </w:r>
+      <w:r>
+        <w:rPr>
+          <w:sz w:val="24"/>
+          <w:szCs w:val="24"/>
+          <w:u w:val="none"/>
+        </w:rPr>
+        <w:t xml:space="preserve"> </w:t>
+      </w:r>
+      <w:r>
+        <w:rPr>
+          <w:b/>
+          <w:bCs/>
+          <w:sz w:val="24"/>
+          <w:szCs w:val="24"/>
+          <w:u w:val="none"/>
+        </w:rPr>
+        <w:t xml:space="preserve">a = 1, b = -2, c = 5 </w:t>
+      </w:r>
+      <w:r>
+        <w:rPr>
+          <w:b w:val="false"/>
+          <w:bCs w:val="false"/>
+          <w:sz w:val="24"/>
+          <w:szCs w:val="24"/>
+          <w:u w:val="none"/>
+        </w:rPr>
+        <w:t>(решение квадратного уравнения, ответ — мнимые комплексно-сопряжённые числа).</w:t>
+      </w:r>
+    </w:p>
+    <w:p>
+      <w:pPr>
+        <w:pStyle w:val="PreformattedText"/>
+        <w:bidi w:val="0"/>
+        <w:spacing w:before="0" w:after="0"/>
+        <w:rPr>
+          <w:b w:val="false"/>
+          <w:bCs w:val="false"/>
+          <w:sz w:val="24"/>
+          <w:szCs w:val="24"/>
+          <w:u w:val="none"/>
+        </w:rPr>
+      </w:pPr>
+      <w:r>
+        <w:rPr>
+          <w:b w:val="false"/>
+          <w:bCs w:val="false"/>
+          <w:sz w:val="24"/>
+          <w:szCs w:val="24"/>
+          <w:u w:val="none"/>
+        </w:rPr>
+        <w:t>Ожидаемый результат: x</w:t>
+      </w:r>
+      <w:r>
+        <w:rPr>
+          <w:b w:val="false"/>
+          <w:bCs w:val="false"/>
+          <w:sz w:val="24"/>
+          <w:szCs w:val="24"/>
+          <w:u w:val="none"/>
+          <w:vertAlign w:val="subscript"/>
+        </w:rPr>
+        <w:t>1</w:t>
+      </w:r>
+      <w:r>
+        <w:rPr>
+          <w:b w:val="false"/>
+          <w:bCs w:val="false"/>
+          <w:position w:val="0"/>
+          <w:sz w:val="24"/>
+          <w:szCs w:val="24"/>
+          <w:u w:val="none"/>
+          <w:vertAlign w:val="baseline"/>
+        </w:rPr>
+        <w:t xml:space="preserve"> = 1 + 2i, x</w:t>
+      </w:r>
+      <w:r>
+        <w:rPr>
+          <w:b w:val="false"/>
+          <w:bCs w:val="false"/>
+          <w:sz w:val="24"/>
+          <w:szCs w:val="24"/>
+          <w:u w:val="none"/>
+          <w:vertAlign w:val="subscript"/>
+        </w:rPr>
+        <w:t>2</w:t>
+      </w:r>
+      <w:r>
+        <w:rPr>
+          <w:b w:val="false"/>
+          <w:bCs w:val="false"/>
+          <w:position w:val="0"/>
+          <w:sz w:val="24"/>
+          <w:szCs w:val="24"/>
+          <w:u w:val="none"/>
+          <w:vertAlign w:val="baseline"/>
+        </w:rPr>
+        <w:t xml:space="preserve"> = 1 — 2i.</w:t>
+      </w:r>
+    </w:p>
+    <w:p>
+      <w:pPr>
+        <w:pStyle w:val="PreformattedText"/>
+        <w:bidi w:val="0"/>
+        <w:spacing w:before="0" w:after="0"/>
+        <w:rPr>
+          <w:b w:val="false"/>
+          <w:bCs w:val="false"/>
+          <w:sz w:val="24"/>
+          <w:szCs w:val="24"/>
+          <w:u w:val="none"/>
+        </w:rPr>
+      </w:pPr>
+      <w:r>
+        <w:rPr>
+          <w:b w:val="false"/>
+          <w:bCs w:val="false"/>
+          <w:sz w:val="24"/>
+          <w:szCs w:val="24"/>
+          <w:u w:val="none"/>
+        </w:rPr>
+        <w:t>Результат выполнения программы: x</w:t>
+      </w:r>
+      <w:r>
+        <w:rPr>
+          <w:b w:val="false"/>
+          <w:bCs w:val="false"/>
+          <w:sz w:val="24"/>
+          <w:szCs w:val="24"/>
+          <w:u w:val="none"/>
+          <w:vertAlign w:val="subscript"/>
+        </w:rPr>
+        <w:t>1</w:t>
+      </w:r>
+      <w:r>
+        <w:rPr>
+          <w:b w:val="false"/>
+          <w:bCs w:val="false"/>
+          <w:position w:val="0"/>
+          <w:sz w:val="24"/>
+          <w:szCs w:val="24"/>
+          <w:u w:val="none"/>
+          <w:vertAlign w:val="baseline"/>
+        </w:rPr>
+        <w:t xml:space="preserve"> = 1 + 2i, x</w:t>
+      </w:r>
+      <w:r>
+        <w:rPr>
+          <w:b w:val="false"/>
+          <w:bCs w:val="false"/>
+          <w:sz w:val="24"/>
+          <w:szCs w:val="24"/>
+          <w:u w:val="none"/>
+          <w:vertAlign w:val="subscript"/>
+        </w:rPr>
+        <w:t>2</w:t>
+      </w:r>
+      <w:r>
+        <w:rPr>
+          <w:b w:val="false"/>
+          <w:bCs w:val="false"/>
+          <w:position w:val="0"/>
+          <w:sz w:val="24"/>
+          <w:szCs w:val="24"/>
+          <w:u w:val="none"/>
+          <w:vertAlign w:val="baseline"/>
+        </w:rPr>
+        <w:t xml:space="preserve"> = 1 — 2i.</w:t>
+      </w:r>
+    </w:p>
+    <w:p>
+      <w:pPr>
+        <w:pStyle w:val="PreformattedText"/>
+        <w:bidi w:val="0"/>
+        <w:spacing w:before="0" w:after="0"/>
+        <w:rPr>
+          <w:b w:val="false"/>
+          <w:bCs w:val="false"/>
+          <w:sz w:val="24"/>
+          <w:szCs w:val="24"/>
+          <w:u w:val="none"/>
+        </w:rPr>
+      </w:pPr>
+      <w:r>
+        <w:rPr>
+          <w:b w:val="false"/>
+          <w:bCs w:val="false"/>
+          <w:sz w:val="24"/>
+          <w:szCs w:val="24"/>
+          <w:u w:val="none"/>
+        </w:rPr>
+      </w:r>
+    </w:p>
+    <w:p>
+      <w:pPr>
+        <w:pStyle w:val="PreformattedText"/>
+        <w:bidi w:val="0"/>
+        <w:spacing w:before="0" w:after="0"/>
+        <w:jc w:val="center"/>
+        <w:rPr>
+          <w:b/>
+          <w:bCs/>
+          <w:sz w:val="24"/>
+          <w:szCs w:val="24"/>
+          <w:u w:val="none"/>
+        </w:rPr>
+      </w:pPr>
+      <w:r>
+        <w:drawing>
+          <wp:anchor distT="0" distB="0" distL="0" distR="0" simplePos="0" relativeHeight="3" behindDoc="0" locked="0" layoutInCell="0" allowOverlap="1">
+            <wp:simplePos x="0" y="0"/>
+            <wp:positionH relativeFrom="column">
+              <wp:align>center</wp:align>
+            </wp:positionH>
+            <wp:positionV relativeFrom="paragraph">
+              <wp:posOffset>635</wp:posOffset>
+            </wp:positionV>
+            <wp:extent cx="6120130" cy="3266440"/>
+            <wp:effectExtent l="0" t="0" r="0" b="0"/>
+            <wp:wrapSquare wrapText="largest"/>
+            <wp:docPr id="2" name="Image2"/>
+            <wp:cNvGraphicFramePr>
+              <a:graphicFrameLocks xmlns:a="http://schemas.openxmlformats.org/drawingml/2006/main" noChangeAspect="1"/>
+            </wp:cNvGraphicFramePr>
+            <a:graphic xmlns:a="http://schemas.openxmlformats.org/drawingml/2006/main">
+              <a:graphicData uri="http://schemas.openxmlformats.org/drawingml/2006/picture">
+                <pic:pic xmlns:pic="http://schemas.openxmlformats.org/drawingml/2006/picture">
+                  <pic:nvPicPr>
+                    <pic:cNvPr id="2" name="Image2"/>
+                    <pic:cNvPicPr>
+                      <a:picLocks noChangeAspect="1" noChangeArrowheads="1"/>
+                    </pic:cNvPicPr>
+                  </pic:nvPicPr>
+                  <pic:blipFill>
+                    <a:blip r:embed="rId3"/>
+                    <a:stretch>
+                      <a:fillRect/>
+                    </a:stretch>
+                  </pic:blipFill>
+                  <pic:spPr bwMode="auto">
+                    <a:xfrm>
+                      <a:off x="0" y="0"/>
+                      <a:ext cx="6120130" cy="3266440"/>
+                    </a:xfrm>
+                    <a:prstGeom prst="rect">
+                      <a:avLst/>
+                    </a:prstGeom>
+                    <a:noFill/>
+                  </pic:spPr>
+                </pic:pic>
+              </a:graphicData>
+            </a:graphic>
+          </wp:anchor>
+        </w:drawing>
+      </w:r>
+      <w:r>
+        <w:rPr>
+          <w:b/>
+          <w:bCs/>
+          <w:sz w:val="24"/>
+          <w:szCs w:val="24"/>
+          <w:u w:val="none"/>
+        </w:rPr>
+        <w:t>Рисунок 2. Результат выполнения программы для случая 2</w:t>
+      </w:r>
+    </w:p>
+    <w:p>
+      <w:pPr>
+        <w:pStyle w:val="PreformattedText"/>
+        <w:bidi w:val="0"/>
+        <w:spacing w:before="0" w:after="0"/>
+        <w:rPr>
+          <w:b w:val="false"/>
+          <w:bCs w:val="false"/>
+          <w:sz w:val="24"/>
+          <w:szCs w:val="24"/>
+          <w:u w:val="none"/>
+        </w:rPr>
+      </w:pPr>
+      <w:r>
+        <w:rPr>
+          <w:b w:val="false"/>
+          <w:bCs w:val="false"/>
+          <w:sz w:val="24"/>
+          <w:szCs w:val="24"/>
+          <w:u w:val="none"/>
+        </w:rPr>
+      </w:r>
+    </w:p>
+    <w:p>
+      <w:pPr>
+        <w:pStyle w:val="PreformattedText"/>
+        <w:bidi w:val="0"/>
+        <w:spacing w:before="0" w:after="0"/>
+        <w:rPr>
+          <w:b w:val="false"/>
+          <w:bCs w:val="false"/>
+          <w:sz w:val="24"/>
+          <w:szCs w:val="24"/>
+          <w:u w:val="none"/>
+        </w:rPr>
+      </w:pPr>
+      <w:r>
+        <w:rPr>
+          <w:b w:val="false"/>
+          <w:bCs w:val="false"/>
+          <w:sz w:val="24"/>
+          <w:szCs w:val="24"/>
+          <w:u w:val="single"/>
+        </w:rPr>
+        <w:t>Случай 3:</w:t>
+      </w:r>
+      <w:r>
+        <w:rPr>
+          <w:b w:val="false"/>
+          <w:bCs w:val="false"/>
+          <w:sz w:val="24"/>
+          <w:szCs w:val="24"/>
+          <w:u w:val="none"/>
+        </w:rPr>
+        <w:t xml:space="preserve"> </w:t>
+      </w:r>
+      <w:r>
+        <w:rPr>
+          <w:b/>
+          <w:bCs/>
+          <w:sz w:val="24"/>
+          <w:szCs w:val="24"/>
+          <w:u w:val="none"/>
+        </w:rPr>
+        <w:t>a = 0, b = 0, c = 0.</w:t>
+      </w:r>
+    </w:p>
+    <w:p>
+      <w:pPr>
+        <w:pStyle w:val="PreformattedText"/>
+        <w:bidi w:val="0"/>
+        <w:spacing w:before="0" w:after="0"/>
+        <w:rPr>
+          <w:b w:val="false"/>
+          <w:bCs w:val="false"/>
+          <w:sz w:val="24"/>
+          <w:szCs w:val="24"/>
+          <w:u w:val="none"/>
+        </w:rPr>
+      </w:pPr>
+      <w:r>
+        <w:rPr>
+          <w:b w:val="false"/>
+          <w:bCs w:val="false"/>
+          <w:sz w:val="24"/>
+          <w:szCs w:val="24"/>
+          <w:u w:val="none"/>
+        </w:rPr>
+        <w:t>Ожидаемый результат — бесконечно много решений.</w:t>
+      </w:r>
+    </w:p>
+    <w:p>
+      <w:pPr>
+        <w:pStyle w:val="PreformattedText"/>
+        <w:bidi w:val="0"/>
+        <w:spacing w:before="0" w:after="0"/>
+        <w:rPr>
+          <w:b w:val="false"/>
+          <w:bCs w:val="false"/>
+          <w:sz w:val="24"/>
+          <w:szCs w:val="24"/>
+          <w:u w:val="none"/>
+        </w:rPr>
+      </w:pPr>
+      <w:r>
+        <w:rPr>
+          <w:b w:val="false"/>
+          <w:bCs w:val="false"/>
+          <w:sz w:val="24"/>
+          <w:szCs w:val="24"/>
+          <w:u w:val="none"/>
+        </w:rPr>
+        <w:t>Результат выполнения программы: «Бесконечно много решений».</w:t>
+      </w:r>
+    </w:p>
+    <w:p>
+      <w:pPr>
+        <w:pStyle w:val="PreformattedText"/>
+        <w:bidi w:val="0"/>
+        <w:spacing w:before="0" w:after="0"/>
+        <w:rPr>
+          <w:b w:val="false"/>
+          <w:bCs w:val="false"/>
+          <w:sz w:val="24"/>
+          <w:szCs w:val="24"/>
+          <w:u w:val="none"/>
+        </w:rPr>
+      </w:pPr>
+      <w:r>
+        <w:rPr>
+          <w:b w:val="false"/>
+          <w:bCs w:val="false"/>
+          <w:sz w:val="24"/>
+          <w:szCs w:val="24"/>
+          <w:u w:val="none"/>
+        </w:rPr>
+      </w:r>
+    </w:p>
+    <w:p>
+      <w:pPr>
+        <w:pStyle w:val="PreformattedText"/>
+        <w:bidi w:val="0"/>
+        <w:spacing w:before="0" w:after="0"/>
+        <w:jc w:val="center"/>
+        <w:rPr>
+          <w:b/>
+          <w:bCs/>
+          <w:sz w:val="24"/>
+          <w:szCs w:val="24"/>
+          <w:u w:val="none"/>
+        </w:rPr>
+      </w:pPr>
+      <w:r>
+        <w:drawing>
+          <wp:anchor distT="0" distB="0" distL="0" distR="0" simplePos="0" relativeHeight="4" behindDoc="0" locked="0" layoutInCell="0" allowOverlap="1">
+            <wp:simplePos x="0" y="0"/>
+            <wp:positionH relativeFrom="column">
+              <wp:align>center</wp:align>
+            </wp:positionH>
+            <wp:positionV relativeFrom="paragraph">
+              <wp:posOffset>635</wp:posOffset>
+            </wp:positionV>
+            <wp:extent cx="6120130" cy="2966085"/>
+            <wp:effectExtent l="0" t="0" r="0" b="0"/>
+            <wp:wrapSquare wrapText="largest"/>
+            <wp:docPr id="3" name="Image3"/>
+            <wp:cNvGraphicFramePr>
+              <a:graphicFrameLocks xmlns:a="http://schemas.openxmlformats.org/drawingml/2006/main" noChangeAspect="1"/>
+            </wp:cNvGraphicFramePr>
+            <a:graphic xmlns:a="http://schemas.openxmlformats.org/drawingml/2006/main">
+              <a:graphicData uri="http://schemas.openxmlformats.org/drawingml/2006/picture">
+                <pic:pic xmlns:pic="http://schemas.openxmlformats.org/drawingml/2006/picture">
+                  <pic:nvPicPr>
+                    <pic:cNvPr id="3" name="Image3"/>
+                    <pic:cNvPicPr>
+                      <a:picLocks noChangeAspect="1" noChangeArrowheads="1"/>
+                    </pic:cNvPicPr>
+                  </pic:nvPicPr>
+                  <pic:blipFill>
+                    <a:blip r:embed="rId4"/>
+                    <a:stretch>
+                      <a:fillRect/>
+                    </a:stretch>
+                  </pic:blipFill>
+                  <pic:spPr bwMode="auto">
+                    <a:xfrm>
+                      <a:off x="0" y="0"/>
+                      <a:ext cx="6120130" cy="2966085"/>
+                    </a:xfrm>
+                    <a:prstGeom prst="rect">
+                      <a:avLst/>
+                    </a:prstGeom>
+                    <a:noFill/>
+                  </pic:spPr>
+                </pic:pic>
+              </a:graphicData>
+            </a:graphic>
+          </wp:anchor>
+        </w:drawing>
+      </w:r>
+      <w:r>
+        <w:rPr>
+          <w:b/>
+          <w:bCs/>
+          <w:sz w:val="24"/>
+          <w:szCs w:val="24"/>
+          <w:u w:val="none"/>
+        </w:rPr>
+        <w:t>Рисунок 3. Результат выполнения программы для случая 3</w:t>
+      </w:r>
+    </w:p>
+    <w:p>
+      <w:pPr>
+        <w:pStyle w:val="PreformattedText"/>
+        <w:bidi w:val="0"/>
+        <w:spacing w:before="0" w:after="0"/>
+        <w:rPr>
+          <w:b w:val="false"/>
+          <w:bCs w:val="false"/>
+          <w:sz w:val="24"/>
+          <w:szCs w:val="24"/>
+          <w:u w:val="none"/>
+        </w:rPr>
+      </w:pPr>
+      <w:r>
+        <w:rPr>
+          <w:b w:val="false"/>
+          <w:bCs w:val="false"/>
+          <w:sz w:val="24"/>
+          <w:szCs w:val="24"/>
+          <w:u w:val="none"/>
+        </w:rPr>
+      </w:r>
+    </w:p>
+    <w:p>
+      <w:pPr>
+        <w:pStyle w:val="PreformattedText"/>
+        <w:bidi w:val="0"/>
+        <w:spacing w:before="0" w:after="0"/>
+        <w:rPr>
+          <w:b w:val="false"/>
+          <w:bCs w:val="false"/>
+          <w:sz w:val="24"/>
+          <w:szCs w:val="24"/>
+          <w:u w:val="none"/>
+        </w:rPr>
+      </w:pPr>
+      <w:r>
+        <w:rPr>
+          <w:b w:val="false"/>
+          <w:bCs w:val="false"/>
+          <w:sz w:val="24"/>
+          <w:szCs w:val="24"/>
+          <w:u w:val="single"/>
+        </w:rPr>
+        <w:t>Случай 4:</w:t>
+      </w:r>
+      <w:r>
+        <w:rPr>
+          <w:b w:val="false"/>
+          <w:bCs w:val="false"/>
+          <w:sz w:val="24"/>
+          <w:szCs w:val="24"/>
+          <w:u w:val="none"/>
+        </w:rPr>
+        <w:t xml:space="preserve"> </w:t>
+      </w:r>
+      <w:r>
+        <w:rPr>
+          <w:b/>
+          <w:bCs/>
+          <w:sz w:val="24"/>
+          <w:szCs w:val="24"/>
+          <w:u w:val="none"/>
+        </w:rPr>
+        <w:t>a = 0, b = 0, c = 4</w:t>
+      </w:r>
+    </w:p>
+    <w:p>
+      <w:pPr>
+        <w:pStyle w:val="PreformattedText"/>
+        <w:bidi w:val="0"/>
+        <w:spacing w:before="0" w:after="0"/>
+        <w:rPr>
+          <w:b w:val="false"/>
+          <w:bCs w:val="false"/>
+          <w:sz w:val="24"/>
+          <w:szCs w:val="24"/>
+          <w:u w:val="none"/>
+        </w:rPr>
+      </w:pPr>
+      <w:r>
+        <w:rPr>
+          <w:b w:val="false"/>
+          <w:bCs w:val="false"/>
+          <w:sz w:val="24"/>
+          <w:szCs w:val="24"/>
+          <w:u w:val="none"/>
+        </w:rPr>
+        <w:t>Ожидаемый результат: нет решений</w:t>
+      </w:r>
+    </w:p>
+    <w:p>
+      <w:pPr>
+        <w:pStyle w:val="PreformattedText"/>
+        <w:bidi w:val="0"/>
+        <w:spacing w:before="0" w:after="0"/>
+        <w:rPr>
+          <w:b w:val="false"/>
+          <w:bCs w:val="false"/>
+          <w:sz w:val="24"/>
+          <w:szCs w:val="24"/>
+          <w:u w:val="none"/>
+        </w:rPr>
+      </w:pPr>
+      <w:r>
+        <w:rPr>
+          <w:b w:val="false"/>
+          <w:bCs w:val="false"/>
+          <w:sz w:val="24"/>
+          <w:szCs w:val="24"/>
+          <w:u w:val="none"/>
+        </w:rPr>
+        <w:t>Результат выполнения программы: «Нет решений»</w:t>
+      </w:r>
+    </w:p>
+    <w:p>
+      <w:pPr>
+        <w:pStyle w:val="PreformattedText"/>
+        <w:bidi w:val="0"/>
+        <w:spacing w:before="0" w:after="0"/>
+        <w:rPr>
+          <w:b w:val="false"/>
+          <w:bCs w:val="false"/>
+          <w:sz w:val="24"/>
+          <w:szCs w:val="24"/>
+          <w:u w:val="none"/>
+        </w:rPr>
+      </w:pPr>
+      <w:r>
+        <w:rPr>
+          <w:b w:val="false"/>
+          <w:bCs w:val="false"/>
+          <w:sz w:val="24"/>
+          <w:szCs w:val="24"/>
+          <w:u w:val="none"/>
+        </w:rPr>
+      </w:r>
+    </w:p>
+    <w:p>
+      <w:pPr>
+        <w:pStyle w:val="PreformattedText"/>
+        <w:bidi w:val="0"/>
+        <w:spacing w:before="0" w:after="0"/>
+        <w:jc w:val="center"/>
+        <w:rPr>
+          <w:b/>
+          <w:bCs/>
+          <w:sz w:val="24"/>
+          <w:szCs w:val="24"/>
+          <w:u w:val="none"/>
+        </w:rPr>
+      </w:pPr>
+      <w:r>
+        <w:drawing>
+          <wp:anchor distT="0" distB="0" distL="0" distR="0" simplePos="0" relativeHeight="5" behindDoc="0" locked="0" layoutInCell="0" allowOverlap="1">
+            <wp:simplePos x="0" y="0"/>
+            <wp:positionH relativeFrom="column">
+              <wp:align>center</wp:align>
+            </wp:positionH>
+            <wp:positionV relativeFrom="paragraph">
+              <wp:posOffset>635</wp:posOffset>
+            </wp:positionV>
+            <wp:extent cx="6120130" cy="3011170"/>
+            <wp:effectExtent l="0" t="0" r="0" b="0"/>
+            <wp:wrapSquare wrapText="largest"/>
+            <wp:docPr id="4" name="Image4"/>
+            <wp:cNvGraphicFramePr>
+              <a:graphicFrameLocks xmlns:a="http://schemas.openxmlformats.org/drawingml/2006/main" noChangeAspect="1"/>
+            </wp:cNvGraphicFramePr>
+            <a:graphic xmlns:a="http://schemas.openxmlformats.org/drawingml/2006/main">
+              <a:graphicData uri="http://schemas.openxmlformats.org/drawingml/2006/picture">
+                <pic:pic xmlns:pic="http://schemas.openxmlformats.org/drawingml/2006/picture">
+                  <pic:nvPicPr>
+                    <pic:cNvPr id="4" name="Image4"/>
+                    <pic:cNvPicPr>
+                      <a:picLocks noChangeAspect="1" noChangeArrowheads="1"/>
+                    </pic:cNvPicPr>
+                  </pic:nvPicPr>
+                  <pic:blipFill>
+                    <a:blip r:embed="rId5"/>
+                    <a:stretch>
+                      <a:fillRect/>
+                    </a:stretch>
+                  </pic:blipFill>
+                  <pic:spPr bwMode="auto">
+                    <a:xfrm>
+                      <a:off x="0" y="0"/>
+                      <a:ext cx="6120130" cy="3011170"/>
+                    </a:xfrm>
+                    <a:prstGeom prst="rect">
+                      <a:avLst/>
+                    </a:prstGeom>
+                    <a:noFill/>
+                  </pic:spPr>
+                </pic:pic>
+              </a:graphicData>
+            </a:graphic>
+          </wp:anchor>
+        </w:drawing>
+      </w:r>
+      <w:r>
+        <w:rPr>
+          <w:b/>
+          <w:bCs/>
+          <w:sz w:val="24"/>
+          <w:szCs w:val="24"/>
+          <w:u w:val="none"/>
+        </w:rPr>
+        <w:t>Рисунок 4. Результат выполнения программы для случая 4</w:t>
+      </w:r>
+    </w:p>
+    <w:p>
+      <w:pPr>
+        <w:pStyle w:val="PreformattedText"/>
+        <w:bidi w:val="0"/>
+        <w:spacing w:before="0" w:after="0"/>
+        <w:rPr>
+          <w:b w:val="false"/>
+          <w:bCs w:val="false"/>
+          <w:sz w:val="24"/>
+          <w:szCs w:val="24"/>
+          <w:u w:val="none"/>
+        </w:rPr>
+      </w:pPr>
+      <w:r>
+        <w:rPr>
+          <w:b w:val="false"/>
+          <w:bCs w:val="false"/>
+          <w:sz w:val="24"/>
+          <w:szCs w:val="24"/>
+          <w:u w:val="none"/>
+        </w:rPr>
+      </w:r>
+    </w:p>
+    <w:p>
+      <w:pPr>
+        <w:pStyle w:val="PreformattedText"/>
+        <w:bidi w:val="0"/>
+        <w:spacing w:before="0" w:after="0"/>
+        <w:rPr>
+          <w:b w:val="false"/>
+          <w:bCs w:val="false"/>
+          <w:sz w:val="24"/>
+          <w:szCs w:val="24"/>
+          <w:u w:val="none"/>
+        </w:rPr>
+      </w:pPr>
+      <w:r>
+        <w:rPr>
+          <w:b w:val="false"/>
+          <w:bCs w:val="false"/>
+          <w:sz w:val="24"/>
+          <w:szCs w:val="24"/>
+          <w:u w:val="none"/>
+        </w:rPr>
+        <w:t>Случай 5: a = 0, b = 1, c = -5 (квадратное уравнение в данном случае сводится к линейному уравнению вида bx + c = 0, результат — один действительный корень).</w:t>
+      </w:r>
+    </w:p>
+    <w:p>
+      <w:pPr>
+        <w:pStyle w:val="PreformattedText"/>
+        <w:bidi w:val="0"/>
+        <w:spacing w:before="0" w:after="0"/>
+        <w:rPr>
+          <w:b w:val="false"/>
+          <w:bCs w:val="false"/>
+          <w:sz w:val="24"/>
+          <w:szCs w:val="24"/>
+          <w:u w:val="none"/>
+        </w:rPr>
+      </w:pPr>
+      <w:r>
+        <w:rPr>
+          <w:b w:val="false"/>
+          <w:bCs w:val="false"/>
+          <w:sz w:val="24"/>
+          <w:szCs w:val="24"/>
+          <w:u w:val="none"/>
+        </w:rPr>
+        <w:t>Ожидаемый результат: x = 5.</w:t>
+      </w:r>
+    </w:p>
+    <w:p>
+      <w:pPr>
+        <w:pStyle w:val="PreformattedText"/>
+        <w:bidi w:val="0"/>
+        <w:spacing w:before="0" w:after="0"/>
+        <w:rPr>
+          <w:b w:val="false"/>
+          <w:bCs w:val="false"/>
+          <w:sz w:val="24"/>
+          <w:szCs w:val="24"/>
+          <w:u w:val="none"/>
+        </w:rPr>
+      </w:pPr>
+      <w:r>
+        <w:rPr>
+          <w:b w:val="false"/>
+          <w:bCs w:val="false"/>
+          <w:sz w:val="24"/>
+          <w:szCs w:val="24"/>
+          <w:u w:val="none"/>
+        </w:rPr>
+        <w:t>Результат выполнения программы: «Линейное уравнение, результат: 5».</w:t>
+      </w:r>
+    </w:p>
+    <w:p>
+      <w:pPr>
+        <w:pStyle w:val="PreformattedText"/>
+        <w:bidi w:val="0"/>
+        <w:spacing w:before="0" w:after="0"/>
+        <w:rPr>
+          <w:b w:val="false"/>
+          <w:bCs w:val="false"/>
+          <w:sz w:val="24"/>
+          <w:szCs w:val="24"/>
+          <w:u w:val="none"/>
+        </w:rPr>
+      </w:pPr>
+      <w:r>
+        <w:rPr>
+          <w:b w:val="false"/>
+          <w:bCs w:val="false"/>
+          <w:sz w:val="24"/>
+          <w:szCs w:val="24"/>
+          <w:u w:val="none"/>
+        </w:rPr>
+      </w:r>
+    </w:p>
+    <w:p>
+      <w:pPr>
+        <w:pStyle w:val="PreformattedText"/>
+        <w:bidi w:val="0"/>
+        <w:spacing w:before="0" w:after="0"/>
+        <w:jc w:val="center"/>
+        <w:rPr>
+          <w:b/>
+          <w:bCs/>
+          <w:sz w:val="24"/>
+          <w:szCs w:val="24"/>
+          <w:u w:val="none"/>
+        </w:rPr>
+      </w:pPr>
+      <w:r>
+        <w:drawing>
+          <wp:anchor distT="0" distB="0" distL="0" distR="0" simplePos="0" relativeHeight="6" behindDoc="0" locked="0" layoutInCell="0" allowOverlap="1">
+            <wp:simplePos x="0" y="0"/>
+            <wp:positionH relativeFrom="column">
+              <wp:align>center</wp:align>
+            </wp:positionH>
+            <wp:positionV relativeFrom="paragraph">
+              <wp:posOffset>635</wp:posOffset>
+            </wp:positionV>
+            <wp:extent cx="6120130" cy="3157220"/>
+            <wp:effectExtent l="0" t="0" r="0" b="0"/>
+            <wp:wrapSquare wrapText="largest"/>
+            <wp:docPr id="5" name="Image5"/>
+            <wp:cNvGraphicFramePr>
+              <a:graphicFrameLocks xmlns:a="http://schemas.openxmlformats.org/drawingml/2006/main" noChangeAspect="1"/>
+            </wp:cNvGraphicFramePr>
+            <a:graphic xmlns:a="http://schemas.openxmlformats.org/drawingml/2006/main">
+              <a:graphicData uri="http://schemas.openxmlformats.org/drawingml/2006/picture">
+                <pic:pic xmlns:pic="http://schemas.openxmlformats.org/drawingml/2006/picture">
+                  <pic:nvPicPr>
+                    <pic:cNvPr id="5" name="Image5"/>
+                    <pic:cNvPicPr>
+                      <a:picLocks noChangeAspect="1" noChangeArrowheads="1"/>
+                    </pic:cNvPicPr>
+                  </pic:nvPicPr>
+                  <pic:blipFill>
+                    <a:blip r:embed="rId6"/>
+                    <a:stretch>
+                      <a:fillRect/>
+                    </a:stretch>
+                  </pic:blipFill>
+                  <pic:spPr bwMode="auto">
+                    <a:xfrm>
+                      <a:off x="0" y="0"/>
+                      <a:ext cx="6120130" cy="3157220"/>
+                    </a:xfrm>
+                    <a:prstGeom prst="rect">
+                      <a:avLst/>
+                    </a:prstGeom>
+                    <a:noFill/>
+                  </pic:spPr>
+                </pic:pic>
+              </a:graphicData>
+            </a:graphic>
+          </wp:anchor>
+        </w:drawing>
+      </w:r>
+      <w:r>
+        <w:rPr>
+          <w:b/>
+          <w:bCs/>
+          <w:sz w:val="24"/>
+          <w:szCs w:val="24"/>
+          <w:u w:val="none"/>
+        </w:rPr>
+        <w:t>Рисунок 5. Результат выполнения программы для случая 5</w:t>
+      </w:r>
+    </w:p>
+    <w:p>
+      <w:pPr>
+        <w:pStyle w:val="PreformattedText"/>
+        <w:bidi w:val="0"/>
+        <w:spacing w:before="0" w:after="0"/>
+        <w:rPr>
+          <w:b w:val="false"/>
+          <w:bCs w:val="false"/>
+          <w:sz w:val="24"/>
+          <w:szCs w:val="24"/>
+          <w:u w:val="none"/>
+        </w:rPr>
+      </w:pPr>
+      <w:r>
+        <w:rPr>
+          <w:b w:val="false"/>
+          <w:bCs w:val="false"/>
+          <w:sz w:val="24"/>
+          <w:szCs w:val="24"/>
+          <w:u w:val="none"/>
+        </w:rPr>
+      </w:r>
+    </w:p>
+    <w:p>
+      <w:pPr>
+        <w:pStyle w:val="PreformattedText"/>
+        <w:bidi w:val="0"/>
+        <w:spacing w:before="0" w:after="0"/>
+        <w:rPr>
+          <w:b/>
+          <w:bCs/>
+          <w:sz w:val="24"/>
+          <w:szCs w:val="24"/>
+          <w:u w:val="single"/>
+        </w:rPr>
+      </w:pPr>
+      <w:r>
+        <w:rPr>
+          <w:b/>
+          <w:bCs/>
+          <w:sz w:val="24"/>
+          <w:szCs w:val="24"/>
+          <w:u w:val="single"/>
+        </w:rPr>
+        <w:t>Выводы: я написал программу, которая решает любое квадратное уравнение: выводит действительные/мнимые корни, а также обрабатывает результаты, когда получается бесконечное множество решений, их отсутствие, или квадратное уравнение сводится к линейному.</w:t>
+      </w:r>
+    </w:p>
+    <w:p>
+      <w:pPr>
+        <w:pStyle w:val="PreformattedText"/>
+        <w:bidi w:val="0"/>
+        <w:spacing w:before="0" w:after="0"/>
+        <w:rPr>
+          <w:b/>
+          <w:bCs/>
+          <w:sz w:val="24"/>
+          <w:szCs w:val="24"/>
+          <w:u w:val="single"/>
+        </w:rPr>
+      </w:pPr>
+      <w:r>
+        <w:rPr>
+          <w:b/>
+          <w:bCs/>
+          <w:sz w:val="24"/>
+          <w:szCs w:val="24"/>
+          <w:u w:val="single"/>
+        </w:rPr>
+      </w:r>
+    </w:p>
+    <w:p>
+      <w:pPr>
+        <w:pStyle w:val="PreformattedText"/>
+        <w:bidi w:val="0"/>
+        <w:spacing w:before="0" w:after="0"/>
+        <w:jc w:val="center"/>
+        <w:rPr>
+          <w:b/>
+          <w:bCs/>
+          <w:sz w:val="24"/>
+          <w:szCs w:val="24"/>
+          <w:u w:val="none"/>
+        </w:rPr>
+      </w:pPr>
+      <w:r>
+        <w:rPr>
+          <w:b/>
+          <w:bCs/>
+          <w:sz w:val="24"/>
+          <w:szCs w:val="24"/>
+          <w:u w:val="none"/>
+        </w:rPr>
+        <w:t>Приложение</w:t>
+      </w:r>
+    </w:p>
+    <w:p>
+      <w:pPr>
+        <w:pStyle w:val="PreformattedText"/>
+        <w:bidi w:val="0"/>
+        <w:spacing w:before="0" w:after="0"/>
+        <w:jc w:val="center"/>
+        <w:rPr>
+          <w:b/>
+          <w:bCs/>
+          <w:sz w:val="24"/>
+          <w:szCs w:val="24"/>
+          <w:u w:val="none"/>
+        </w:rPr>
+      </w:pPr>
+      <w:r>
+        <w:rPr>
+          <w:b/>
+          <w:bCs/>
+          <w:sz w:val="24"/>
+          <w:szCs w:val="24"/>
+          <w:u w:val="none"/>
+        </w:rPr>
+      </w:r>
+    </w:p>
+    <w:p>
+      <w:pPr>
+        <w:pStyle w:val="PreformattedText"/>
+        <w:bidi w:val="0"/>
+        <w:spacing w:before="0" w:after="0"/>
+        <w:jc w:val="start"/>
+        <w:rPr>
+          <w:b w:val="false"/>
+          <w:bCs w:val="false"/>
+          <w:sz w:val="24"/>
+          <w:szCs w:val="24"/>
+          <w:u w:val="single"/>
+        </w:rPr>
+      </w:pPr>
+      <w:r>
+        <w:rPr>
+          <w:b w:val="false"/>
+          <w:bCs w:val="false"/>
+          <w:sz w:val="24"/>
+          <w:szCs w:val="24"/>
+          <w:u w:val="single"/>
+        </w:rPr>
+        <w:t>Файл main.cpp (исходный код программы)</w:t>
+      </w:r>
+    </w:p>
+    <w:p>
+      <w:pPr>
+        <w:pStyle w:val="PreformattedText"/>
+        <w:bidi w:val="0"/>
+        <w:spacing w:before="0" w:after="0"/>
+        <w:jc w:val="start"/>
+        <w:rPr>
+          <w:b w:val="false"/>
+          <w:bCs w:val="false"/>
+          <w:sz w:val="24"/>
+          <w:szCs w:val="24"/>
+          <w:u w:val="none"/>
+        </w:rPr>
+      </w:pPr>
+      <w:r>
+        <w:rPr>
+          <w:b w:val="false"/>
+          <w:bCs w:val="false"/>
+          <w:sz w:val="24"/>
+          <w:szCs w:val="24"/>
+          <w:u w:val="none"/>
+        </w:rPr>
+      </w:r>
+    </w:p>
+    <w:p>
+      <w:pPr>
+        <w:pStyle w:val="PreformattedText"/>
+        <w:bidi w:val="0"/>
+        <w:spacing w:before="0" w:after="0"/>
+        <w:jc w:val="start"/>
+        <w:rPr>
+          <w:b w:val="false"/>
+          <w:bCs w:val="false"/>
+          <w:sz w:val="24"/>
+          <w:szCs w:val="24"/>
+          <w:u w:val="none"/>
+        </w:rPr>
+      </w:pPr>
+      <w:r>
+        <w:rPr>
+          <w:b w:val="false"/>
+          <w:bCs w:val="false"/>
+          <w:sz w:val="24"/>
+          <w:szCs w:val="24"/>
+          <w:u w:val="none"/>
+        </w:rPr>
+        <w:t>#include &lt;iostream&gt;</w:t>
+      </w:r>
+    </w:p>
+    <w:p>
+      <w:pPr>
+        <w:pStyle w:val="PreformattedText"/>
+        <w:bidi w:val="0"/>
+        <w:spacing w:before="0" w:after="0"/>
+        <w:jc w:val="start"/>
+        <w:rPr>
+          <w:b w:val="false"/>
+          <w:bCs w:val="false"/>
+          <w:sz w:val="24"/>
+          <w:szCs w:val="24"/>
+          <w:u w:val="none"/>
+        </w:rPr>
+      </w:pPr>
+      <w:r>
+        <w:rPr>
+          <w:b w:val="false"/>
+          <w:bCs w:val="false"/>
+          <w:sz w:val="24"/>
+          <w:szCs w:val="24"/>
+          <w:u w:val="none"/>
+        </w:rPr>
+        <w:t>#include &lt;complex&gt;</w:t>
+      </w:r>
+    </w:p>
+    <w:p>
+      <w:pPr>
+        <w:pStyle w:val="PreformattedText"/>
+        <w:bidi w:val="0"/>
+        <w:spacing w:before="0" w:after="0"/>
+        <w:jc w:val="start"/>
+        <w:rPr>
+          <w:b w:val="false"/>
+          <w:bCs w:val="false"/>
+          <w:sz w:val="24"/>
+          <w:szCs w:val="24"/>
+          <w:u w:val="none"/>
+        </w:rPr>
+      </w:pPr>
+      <w:r>
+        <w:rPr>
+          <w:b w:val="false"/>
+          <w:bCs w:val="false"/>
+          <w:sz w:val="24"/>
+          <w:szCs w:val="24"/>
+          <w:u w:val="none"/>
+        </w:rPr>
+        <w:t>#include &lt;cmath&gt;</w:t>
+      </w:r>
+    </w:p>
+    <w:p>
+      <w:pPr>
+        <w:pStyle w:val="PreformattedText"/>
+        <w:bidi w:val="0"/>
+        <w:spacing w:before="0" w:after="0"/>
+        <w:jc w:val="start"/>
+        <w:rPr>
+          <w:b w:val="false"/>
+          <w:bCs w:val="false"/>
+          <w:sz w:val="24"/>
+          <w:szCs w:val="24"/>
+          <w:u w:val="none"/>
+        </w:rPr>
+      </w:pPr>
+      <w:r>
+        <w:rPr>
+          <w:b w:val="false"/>
+          <w:bCs w:val="false"/>
+          <w:sz w:val="24"/>
+          <w:szCs w:val="24"/>
+          <w:u w:val="none"/>
+        </w:rPr>
+        <w:t>#include &lt;vector&gt;</w:t>
+      </w:r>
+    </w:p>
+    <w:p>
+      <w:pPr>
+        <w:pStyle w:val="PreformattedText"/>
+        <w:bidi w:val="0"/>
+        <w:spacing w:before="0" w:after="0"/>
+        <w:jc w:val="start"/>
+        <w:rPr>
+          <w:b w:val="false"/>
+          <w:bCs w:val="false"/>
+          <w:sz w:val="24"/>
+          <w:szCs w:val="24"/>
+          <w:u w:val="none"/>
+        </w:rPr>
+      </w:pPr>
+      <w:r>
+        <w:rPr>
+          <w:b w:val="false"/>
+          <w:bCs w:val="false"/>
+          <w:sz w:val="24"/>
+          <w:szCs w:val="24"/>
+          <w:u w:val="none"/>
+        </w:rPr>
+      </w:r>
+    </w:p>
+    <w:p>
+      <w:pPr>
+        <w:pStyle w:val="PreformattedText"/>
+        <w:bidi w:val="0"/>
+        <w:spacing w:before="0" w:after="0"/>
+        <w:jc w:val="start"/>
+        <w:rPr>
+          <w:b w:val="false"/>
+          <w:bCs w:val="false"/>
+          <w:sz w:val="24"/>
+          <w:szCs w:val="24"/>
+          <w:u w:val="none"/>
+        </w:rPr>
+      </w:pPr>
+      <w:r>
+        <w:rPr>
+          <w:b w:val="false"/>
+          <w:bCs w:val="false"/>
+          <w:sz w:val="24"/>
+          <w:szCs w:val="24"/>
+          <w:u w:val="none"/>
+        </w:rPr>
+        <w:t>void print_complex(const std::complex&lt;double&gt;&amp; result);</w:t>
+      </w:r>
+    </w:p>
+    <w:p>
+      <w:pPr>
+        <w:pStyle w:val="PreformattedText"/>
+        <w:bidi w:val="0"/>
+        <w:spacing w:before="0" w:after="0"/>
+        <w:jc w:val="start"/>
+        <w:rPr>
+          <w:b w:val="false"/>
+          <w:bCs w:val="false"/>
+          <w:sz w:val="24"/>
+          <w:szCs w:val="24"/>
+          <w:u w:val="none"/>
+        </w:rPr>
+      </w:pPr>
+      <w:r>
+        <w:rPr>
+          <w:b w:val="false"/>
+          <w:bCs w:val="false"/>
+          <w:sz w:val="24"/>
+          <w:szCs w:val="24"/>
+          <w:u w:val="none"/>
+        </w:rPr>
+      </w:r>
+    </w:p>
+    <w:p>
+      <w:pPr>
+        <w:pStyle w:val="PreformattedText"/>
+        <w:bidi w:val="0"/>
+        <w:spacing w:before="0" w:after="0"/>
+        <w:jc w:val="start"/>
+        <w:rPr>
+          <w:b w:val="false"/>
+          <w:bCs w:val="false"/>
+          <w:sz w:val="24"/>
+          <w:szCs w:val="24"/>
+          <w:u w:val="none"/>
+        </w:rPr>
+      </w:pPr>
+      <w:r>
+        <w:rPr>
+          <w:b w:val="false"/>
+          <w:bCs w:val="false"/>
+          <w:sz w:val="24"/>
+          <w:szCs w:val="24"/>
+          <w:u w:val="none"/>
+        </w:rPr>
+        <w:t>int main(void) {</w:t>
+      </w:r>
+    </w:p>
+    <w:p>
+      <w:pPr>
+        <w:pStyle w:val="PreformattedText"/>
+        <w:bidi w:val="0"/>
+        <w:spacing w:before="0" w:after="0"/>
+        <w:jc w:val="start"/>
+        <w:rPr>
+          <w:b w:val="false"/>
+          <w:bCs w:val="false"/>
+          <w:sz w:val="24"/>
+          <w:szCs w:val="24"/>
+          <w:u w:val="none"/>
+        </w:rPr>
+      </w:pPr>
+      <w:r>
+        <w:rPr>
+          <w:b w:val="false"/>
+          <w:bCs w:val="false"/>
+          <w:sz w:val="24"/>
+          <w:szCs w:val="24"/>
+          <w:u w:val="none"/>
+        </w:rPr>
+      </w:r>
+    </w:p>
+    <w:p>
+      <w:pPr>
+        <w:pStyle w:val="PreformattedText"/>
+        <w:bidi w:val="0"/>
+        <w:spacing w:before="0" w:after="0"/>
+        <w:jc w:val="start"/>
+        <w:rPr>
+          <w:b w:val="false"/>
+          <w:bCs w:val="false"/>
+          <w:sz w:val="24"/>
+          <w:szCs w:val="24"/>
+          <w:u w:val="none"/>
+        </w:rPr>
+      </w:pPr>
+      <w:r>
+        <w:rPr>
+          <w:b w:val="false"/>
+          <w:bCs w:val="false"/>
+          <w:sz w:val="24"/>
+          <w:szCs w:val="24"/>
+          <w:u w:val="none"/>
+        </w:rPr>
+        <w:tab/>
+        <w:t>std::cout &lt;&lt; "Значения для примеров вычисления + графики:\n"</w:t>
+      </w:r>
+    </w:p>
+    <w:p>
+      <w:pPr>
+        <w:pStyle w:val="PreformattedText"/>
+        <w:bidi w:val="0"/>
+        <w:spacing w:before="0" w:after="0"/>
+        <w:jc w:val="start"/>
+        <w:rPr>
+          <w:b w:val="false"/>
+          <w:bCs w:val="false"/>
+          <w:sz w:val="24"/>
+          <w:szCs w:val="24"/>
+          <w:u w:val="none"/>
+        </w:rPr>
+      </w:pPr>
+      <w:r>
+        <w:rPr>
+          <w:b w:val="false"/>
+          <w:bCs w:val="false"/>
+          <w:sz w:val="24"/>
+          <w:szCs w:val="24"/>
+          <w:u w:val="none"/>
+        </w:rPr>
+        <w:tab/>
+        <w:tab/>
+        <w:t>&lt;&lt; "1, -3, 2 - корни 2, 1 (на оси X, справа)\n"</w:t>
+      </w:r>
+    </w:p>
+    <w:p>
+      <w:pPr>
+        <w:pStyle w:val="PreformattedText"/>
+        <w:bidi w:val="0"/>
+        <w:spacing w:before="0" w:after="0"/>
+        <w:jc w:val="start"/>
+        <w:rPr>
+          <w:b w:val="false"/>
+          <w:bCs w:val="false"/>
+          <w:sz w:val="24"/>
+          <w:szCs w:val="24"/>
+          <w:u w:val="none"/>
+        </w:rPr>
+      </w:pPr>
+      <w:r>
+        <w:rPr>
+          <w:b w:val="false"/>
+          <w:bCs w:val="false"/>
+          <w:sz w:val="24"/>
+          <w:szCs w:val="24"/>
+          <w:u w:val="none"/>
+        </w:rPr>
+        <w:tab/>
+        <w:tab/>
+        <w:t>&lt;&lt; "1, 0, 1 - корни i, -i (на оси Y, сверху/снизу симметрично)\n"</w:t>
+      </w:r>
+    </w:p>
+    <w:p>
+      <w:pPr>
+        <w:pStyle w:val="PreformattedText"/>
+        <w:bidi w:val="0"/>
+        <w:spacing w:before="0" w:after="0"/>
+        <w:jc w:val="start"/>
+        <w:rPr>
+          <w:b w:val="false"/>
+          <w:bCs w:val="false"/>
+          <w:sz w:val="24"/>
+          <w:szCs w:val="24"/>
+          <w:u w:val="none"/>
+        </w:rPr>
+      </w:pPr>
+      <w:r>
+        <w:rPr>
+          <w:b w:val="false"/>
+          <w:bCs w:val="false"/>
+          <w:sz w:val="24"/>
+          <w:szCs w:val="24"/>
+          <w:u w:val="none"/>
+        </w:rPr>
+        <w:tab/>
+        <w:tab/>
+        <w:t>&lt;&lt; "1, -2, 5 - корни 1 + 2i, 1 - 2i (симметрично на графике, не на осях)\n"</w:t>
+      </w:r>
+    </w:p>
+    <w:p>
+      <w:pPr>
+        <w:pStyle w:val="PreformattedText"/>
+        <w:bidi w:val="0"/>
+        <w:spacing w:before="0" w:after="0"/>
+        <w:jc w:val="start"/>
+        <w:rPr>
+          <w:b w:val="false"/>
+          <w:bCs w:val="false"/>
+          <w:sz w:val="24"/>
+          <w:szCs w:val="24"/>
+          <w:u w:val="none"/>
+        </w:rPr>
+      </w:pPr>
+      <w:r>
+        <w:rPr>
+          <w:b w:val="false"/>
+          <w:bCs w:val="false"/>
+          <w:sz w:val="24"/>
+          <w:szCs w:val="24"/>
+          <w:u w:val="none"/>
+        </w:rPr>
+        <w:tab/>
+        <w:tab/>
+        <w:t>&lt;&lt; "1, 2, 1 - корни -1, -1 (точки накладываются)"</w:t>
+      </w:r>
+    </w:p>
+    <w:p>
+      <w:pPr>
+        <w:pStyle w:val="PreformattedText"/>
+        <w:bidi w:val="0"/>
+        <w:spacing w:before="0" w:after="0"/>
+        <w:jc w:val="start"/>
+        <w:rPr>
+          <w:b w:val="false"/>
+          <w:bCs w:val="false"/>
+          <w:sz w:val="24"/>
+          <w:szCs w:val="24"/>
+          <w:u w:val="none"/>
+        </w:rPr>
+      </w:pPr>
+      <w:r>
+        <w:rPr>
+          <w:b w:val="false"/>
+          <w:bCs w:val="false"/>
+          <w:sz w:val="24"/>
+          <w:szCs w:val="24"/>
+          <w:u w:val="none"/>
+        </w:rPr>
+        <w:tab/>
+        <w:tab/>
+        <w:t>&lt;&lt; std::endl;</w:t>
+      </w:r>
+    </w:p>
+    <w:p>
+      <w:pPr>
+        <w:pStyle w:val="PreformattedText"/>
+        <w:bidi w:val="0"/>
+        <w:spacing w:before="0" w:after="0"/>
+        <w:jc w:val="start"/>
+        <w:rPr>
+          <w:b w:val="false"/>
+          <w:bCs w:val="false"/>
+          <w:sz w:val="24"/>
+          <w:szCs w:val="24"/>
+          <w:u w:val="none"/>
+        </w:rPr>
+      </w:pPr>
+      <w:r>
+        <w:rPr>
+          <w:b w:val="false"/>
+          <w:bCs w:val="false"/>
+          <w:sz w:val="24"/>
+          <w:szCs w:val="24"/>
+          <w:u w:val="none"/>
+        </w:rPr>
+      </w:r>
+    </w:p>
+    <w:p>
+      <w:pPr>
+        <w:pStyle w:val="PreformattedText"/>
+        <w:bidi w:val="0"/>
+        <w:spacing w:before="0" w:after="0"/>
+        <w:jc w:val="start"/>
+        <w:rPr>
+          <w:b w:val="false"/>
+          <w:bCs w:val="false"/>
+          <w:sz w:val="24"/>
+          <w:szCs w:val="24"/>
+          <w:u w:val="none"/>
+        </w:rPr>
+      </w:pPr>
+      <w:r>
+        <w:rPr>
+          <w:b w:val="false"/>
+          <w:bCs w:val="false"/>
+          <w:sz w:val="24"/>
+          <w:szCs w:val="24"/>
+          <w:u w:val="none"/>
+        </w:rPr>
+        <w:tab/>
+        <w:t>std::cout &lt;&lt; std::endl;</w:t>
+      </w:r>
+    </w:p>
+    <w:p>
+      <w:pPr>
+        <w:pStyle w:val="PreformattedText"/>
+        <w:bidi w:val="0"/>
+        <w:spacing w:before="0" w:after="0"/>
+        <w:jc w:val="start"/>
+        <w:rPr>
+          <w:b w:val="false"/>
+          <w:bCs w:val="false"/>
+          <w:sz w:val="24"/>
+          <w:szCs w:val="24"/>
+          <w:u w:val="none"/>
+        </w:rPr>
+      </w:pPr>
+      <w:r>
+        <w:rPr>
+          <w:b w:val="false"/>
+          <w:bCs w:val="false"/>
+          <w:sz w:val="24"/>
+          <w:szCs w:val="24"/>
+          <w:u w:val="none"/>
+        </w:rPr>
+      </w:r>
+    </w:p>
+    <w:p>
+      <w:pPr>
+        <w:pStyle w:val="PreformattedText"/>
+        <w:bidi w:val="0"/>
+        <w:spacing w:before="0" w:after="0"/>
+        <w:jc w:val="start"/>
+        <w:rPr>
+          <w:b w:val="false"/>
+          <w:bCs w:val="false"/>
+          <w:sz w:val="24"/>
+          <w:szCs w:val="24"/>
+          <w:u w:val="none"/>
+        </w:rPr>
+      </w:pPr>
+      <w:r>
+        <w:rPr>
+          <w:b w:val="false"/>
+          <w:bCs w:val="false"/>
+          <w:sz w:val="24"/>
+          <w:szCs w:val="24"/>
+          <w:u w:val="none"/>
+        </w:rPr>
+        <w:tab/>
+        <w:t>double a = 0.0, b = 0.0, c = 0.0;</w:t>
+      </w:r>
+    </w:p>
+    <w:p>
+      <w:pPr>
+        <w:pStyle w:val="PreformattedText"/>
+        <w:bidi w:val="0"/>
+        <w:spacing w:before="0" w:after="0"/>
+        <w:jc w:val="start"/>
+        <w:rPr>
+          <w:b w:val="false"/>
+          <w:bCs w:val="false"/>
+          <w:sz w:val="24"/>
+          <w:szCs w:val="24"/>
+          <w:u w:val="none"/>
+        </w:rPr>
+      </w:pPr>
+      <w:r>
+        <w:rPr>
+          <w:b w:val="false"/>
+          <w:bCs w:val="false"/>
+          <w:sz w:val="24"/>
+          <w:szCs w:val="24"/>
+          <w:u w:val="none"/>
+        </w:rPr>
+        <w:tab/>
+        <w:t>std::cout &lt;&lt; "Введите a, b, c (ax^2 + bx + c = 0):" &lt;&lt; std::endl;</w:t>
+      </w:r>
+    </w:p>
+    <w:p>
+      <w:pPr>
+        <w:pStyle w:val="PreformattedText"/>
+        <w:bidi w:val="0"/>
+        <w:spacing w:before="0" w:after="0"/>
+        <w:jc w:val="start"/>
+        <w:rPr>
+          <w:b w:val="false"/>
+          <w:bCs w:val="false"/>
+          <w:sz w:val="24"/>
+          <w:szCs w:val="24"/>
+          <w:u w:val="none"/>
+        </w:rPr>
+      </w:pPr>
+      <w:r>
+        <w:rPr>
+          <w:b w:val="false"/>
+          <w:bCs w:val="false"/>
+          <w:sz w:val="24"/>
+          <w:szCs w:val="24"/>
+          <w:u w:val="none"/>
+        </w:rPr>
+        <w:tab/>
+        <w:t>std::cin &gt;&gt; a &gt;&gt; b &gt;&gt; c;</w:t>
+      </w:r>
+    </w:p>
+    <w:p>
+      <w:pPr>
+        <w:pStyle w:val="PreformattedText"/>
+        <w:bidi w:val="0"/>
+        <w:spacing w:before="0" w:after="0"/>
+        <w:jc w:val="start"/>
+        <w:rPr>
+          <w:b w:val="false"/>
+          <w:bCs w:val="false"/>
+          <w:sz w:val="24"/>
+          <w:szCs w:val="24"/>
+          <w:u w:val="none"/>
+        </w:rPr>
+      </w:pPr>
+      <w:r>
+        <w:rPr>
+          <w:b w:val="false"/>
+          <w:bCs w:val="false"/>
+          <w:sz w:val="24"/>
+          <w:szCs w:val="24"/>
+          <w:u w:val="none"/>
+        </w:rPr>
+      </w:r>
+    </w:p>
+    <w:p>
+      <w:pPr>
+        <w:pStyle w:val="PreformattedText"/>
+        <w:bidi w:val="0"/>
+        <w:spacing w:before="0" w:after="0"/>
+        <w:jc w:val="start"/>
+        <w:rPr>
+          <w:b w:val="false"/>
+          <w:bCs w:val="false"/>
+          <w:sz w:val="24"/>
+          <w:szCs w:val="24"/>
+          <w:u w:val="none"/>
+        </w:rPr>
+      </w:pPr>
+      <w:r>
+        <w:rPr>
+          <w:b w:val="false"/>
+          <w:bCs w:val="false"/>
+          <w:sz w:val="24"/>
+          <w:szCs w:val="24"/>
+          <w:u w:val="none"/>
+        </w:rPr>
+        <w:tab/>
+        <w:t>if (std::abs(a) &lt; 1e-9) { //Линейное уравнение bx + c = 0</w:t>
+      </w:r>
+    </w:p>
+    <w:p>
+      <w:pPr>
+        <w:pStyle w:val="PreformattedText"/>
+        <w:bidi w:val="0"/>
+        <w:spacing w:before="0" w:after="0"/>
+        <w:jc w:val="start"/>
+        <w:rPr>
+          <w:b w:val="false"/>
+          <w:bCs w:val="false"/>
+          <w:sz w:val="24"/>
+          <w:szCs w:val="24"/>
+          <w:u w:val="none"/>
+        </w:rPr>
+      </w:pPr>
+      <w:r>
+        <w:rPr>
+          <w:b w:val="false"/>
+          <w:bCs w:val="false"/>
+          <w:sz w:val="24"/>
+          <w:szCs w:val="24"/>
+          <w:u w:val="none"/>
+        </w:rPr>
+        <w:tab/>
+        <w:tab/>
+        <w:t>if (std::abs(b) &lt; 1e-9) {</w:t>
+      </w:r>
+    </w:p>
+    <w:p>
+      <w:pPr>
+        <w:pStyle w:val="PreformattedText"/>
+        <w:bidi w:val="0"/>
+        <w:spacing w:before="0" w:after="0"/>
+        <w:jc w:val="start"/>
+        <w:rPr>
+          <w:b w:val="false"/>
+          <w:bCs w:val="false"/>
+          <w:sz w:val="24"/>
+          <w:szCs w:val="24"/>
+          <w:u w:val="none"/>
+        </w:rPr>
+      </w:pPr>
+      <w:r>
+        <w:rPr>
+          <w:b w:val="false"/>
+          <w:bCs w:val="false"/>
+          <w:sz w:val="24"/>
+          <w:szCs w:val="24"/>
+          <w:u w:val="none"/>
+        </w:rPr>
+        <w:tab/>
+        <w:tab/>
+        <w:tab/>
+        <w:t>if (std::abs(c) &lt; 1e-9) {</w:t>
+      </w:r>
+    </w:p>
+    <w:p>
+      <w:pPr>
+        <w:pStyle w:val="PreformattedText"/>
+        <w:bidi w:val="0"/>
+        <w:spacing w:before="0" w:after="0"/>
+        <w:jc w:val="start"/>
+        <w:rPr>
+          <w:b w:val="false"/>
+          <w:bCs w:val="false"/>
+          <w:sz w:val="24"/>
+          <w:szCs w:val="24"/>
+          <w:u w:val="none"/>
+        </w:rPr>
+      </w:pPr>
+      <w:r>
+        <w:rPr>
+          <w:b w:val="false"/>
+          <w:bCs w:val="false"/>
+          <w:sz w:val="24"/>
+          <w:szCs w:val="24"/>
+          <w:u w:val="none"/>
+        </w:rPr>
+        <w:tab/>
+        <w:tab/>
+        <w:tab/>
+        <w:tab/>
+        <w:t>std::cout &lt;&lt; "Бесконечно много решений" &lt;&lt; std::endl;</w:t>
+      </w:r>
+    </w:p>
+    <w:p>
+      <w:pPr>
+        <w:pStyle w:val="PreformattedText"/>
+        <w:bidi w:val="0"/>
+        <w:spacing w:before="0" w:after="0"/>
+        <w:jc w:val="start"/>
+        <w:rPr>
+          <w:b w:val="false"/>
+          <w:bCs w:val="false"/>
+          <w:sz w:val="24"/>
+          <w:szCs w:val="24"/>
+          <w:u w:val="none"/>
+        </w:rPr>
+      </w:pPr>
+      <w:r>
+        <w:rPr>
+          <w:b w:val="false"/>
+          <w:bCs w:val="false"/>
+          <w:sz w:val="24"/>
+          <w:szCs w:val="24"/>
+          <w:u w:val="none"/>
+        </w:rPr>
+        <w:tab/>
+        <w:tab/>
+        <w:tab/>
+        <w:t>} else {</w:t>
+      </w:r>
+    </w:p>
+    <w:p>
+      <w:pPr>
+        <w:pStyle w:val="PreformattedText"/>
+        <w:bidi w:val="0"/>
+        <w:spacing w:before="0" w:after="0"/>
+        <w:jc w:val="start"/>
+        <w:rPr>
+          <w:b w:val="false"/>
+          <w:bCs w:val="false"/>
+          <w:sz w:val="24"/>
+          <w:szCs w:val="24"/>
+          <w:u w:val="none"/>
+        </w:rPr>
+      </w:pPr>
+      <w:r>
+        <w:rPr>
+          <w:b w:val="false"/>
+          <w:bCs w:val="false"/>
+          <w:sz w:val="24"/>
+          <w:szCs w:val="24"/>
+          <w:u w:val="none"/>
+        </w:rPr>
+        <w:tab/>
+        <w:tab/>
+        <w:tab/>
+        <w:tab/>
+        <w:t>std::cout &lt;&lt; "Нет решений" &lt;&lt; std::endl;</w:t>
+      </w:r>
+    </w:p>
+    <w:p>
+      <w:pPr>
+        <w:pStyle w:val="PreformattedText"/>
+        <w:bidi w:val="0"/>
+        <w:spacing w:before="0" w:after="0"/>
+        <w:jc w:val="start"/>
+        <w:rPr>
+          <w:b w:val="false"/>
+          <w:bCs w:val="false"/>
+          <w:sz w:val="24"/>
+          <w:szCs w:val="24"/>
+          <w:u w:val="none"/>
+        </w:rPr>
+      </w:pPr>
+      <w:r>
+        <w:rPr>
+          <w:b w:val="false"/>
+          <w:bCs w:val="false"/>
+          <w:sz w:val="24"/>
+          <w:szCs w:val="24"/>
+          <w:u w:val="none"/>
+        </w:rPr>
+        <w:tab/>
+        <w:tab/>
+        <w:tab/>
+        <w:t>}</w:t>
+      </w:r>
+    </w:p>
+    <w:p>
+      <w:pPr>
+        <w:pStyle w:val="PreformattedText"/>
+        <w:bidi w:val="0"/>
+        <w:spacing w:before="0" w:after="0"/>
+        <w:jc w:val="start"/>
+        <w:rPr>
+          <w:b w:val="false"/>
+          <w:bCs w:val="false"/>
+          <w:sz w:val="24"/>
+          <w:szCs w:val="24"/>
+          <w:u w:val="none"/>
+        </w:rPr>
+      </w:pPr>
+      <w:r>
+        <w:rPr>
+          <w:b w:val="false"/>
+          <w:bCs w:val="false"/>
+          <w:sz w:val="24"/>
+          <w:szCs w:val="24"/>
+          <w:u w:val="none"/>
+        </w:rPr>
+        <w:tab/>
+        <w:tab/>
+        <w:tab/>
+      </w:r>
+    </w:p>
+    <w:p>
+      <w:pPr>
+        <w:pStyle w:val="PreformattedText"/>
+        <w:bidi w:val="0"/>
+        <w:spacing w:before="0" w:after="0"/>
+        <w:jc w:val="start"/>
+        <w:rPr>
+          <w:b w:val="false"/>
+          <w:bCs w:val="false"/>
+          <w:sz w:val="24"/>
+          <w:szCs w:val="24"/>
+          <w:u w:val="none"/>
+        </w:rPr>
+      </w:pPr>
+      <w:r>
+        <w:rPr>
+          <w:b w:val="false"/>
+          <w:bCs w:val="false"/>
+          <w:sz w:val="24"/>
+          <w:szCs w:val="24"/>
+          <w:u w:val="none"/>
+        </w:rPr>
+        <w:tab/>
+        <w:tab/>
+        <w:t>} else {</w:t>
+      </w:r>
+    </w:p>
+    <w:p>
+      <w:pPr>
+        <w:pStyle w:val="PreformattedText"/>
+        <w:bidi w:val="0"/>
+        <w:spacing w:before="0" w:after="0"/>
+        <w:jc w:val="start"/>
+        <w:rPr>
+          <w:b w:val="false"/>
+          <w:bCs w:val="false"/>
+          <w:sz w:val="24"/>
+          <w:szCs w:val="24"/>
+          <w:u w:val="none"/>
+        </w:rPr>
+      </w:pPr>
+      <w:r>
+        <w:rPr>
+          <w:b w:val="false"/>
+          <w:bCs w:val="false"/>
+          <w:sz w:val="24"/>
+          <w:szCs w:val="24"/>
+          <w:u w:val="none"/>
+        </w:rPr>
+        <w:tab/>
+        <w:tab/>
+        <w:tab/>
+        <w:t>double result = -c / b;</w:t>
+      </w:r>
+    </w:p>
+    <w:p>
+      <w:pPr>
+        <w:pStyle w:val="PreformattedText"/>
+        <w:bidi w:val="0"/>
+        <w:spacing w:before="0" w:after="0"/>
+        <w:jc w:val="start"/>
+        <w:rPr>
+          <w:b w:val="false"/>
+          <w:bCs w:val="false"/>
+          <w:sz w:val="24"/>
+          <w:szCs w:val="24"/>
+          <w:u w:val="none"/>
+        </w:rPr>
+      </w:pPr>
+      <w:r>
+        <w:rPr>
+          <w:b w:val="false"/>
+          <w:bCs w:val="false"/>
+          <w:sz w:val="24"/>
+          <w:szCs w:val="24"/>
+          <w:u w:val="none"/>
+        </w:rPr>
+        <w:tab/>
+        <w:tab/>
+        <w:tab/>
+        <w:t>std::cout &lt;&lt; "Линейное уравнение, результат: " &lt;&lt; result &lt;&lt; std::endl;</w:t>
+      </w:r>
+    </w:p>
+    <w:p>
+      <w:pPr>
+        <w:pStyle w:val="PreformattedText"/>
+        <w:bidi w:val="0"/>
+        <w:spacing w:before="0" w:after="0"/>
+        <w:jc w:val="start"/>
+        <w:rPr>
+          <w:b w:val="false"/>
+          <w:bCs w:val="false"/>
+          <w:sz w:val="24"/>
+          <w:szCs w:val="24"/>
+          <w:u w:val="none"/>
+        </w:rPr>
+      </w:pPr>
+      <w:r>
+        <w:rPr>
+          <w:b w:val="false"/>
+          <w:bCs w:val="false"/>
+          <w:sz w:val="24"/>
+          <w:szCs w:val="24"/>
+          <w:u w:val="none"/>
+        </w:rPr>
+        <w:tab/>
+        <w:tab/>
+        <w:t>}</w:t>
+      </w:r>
+    </w:p>
+    <w:p>
+      <w:pPr>
+        <w:pStyle w:val="PreformattedText"/>
+        <w:bidi w:val="0"/>
+        <w:spacing w:before="0" w:after="0"/>
+        <w:jc w:val="start"/>
+        <w:rPr>
+          <w:b w:val="false"/>
+          <w:bCs w:val="false"/>
+          <w:sz w:val="24"/>
+          <w:szCs w:val="24"/>
+          <w:u w:val="none"/>
+        </w:rPr>
+      </w:pPr>
+      <w:r>
+        <w:rPr>
+          <w:b w:val="false"/>
+          <w:bCs w:val="false"/>
+          <w:sz w:val="24"/>
+          <w:szCs w:val="24"/>
+          <w:u w:val="none"/>
+        </w:rPr>
+        <w:tab/>
+        <w:tab/>
+        <w:t>return 0;</w:t>
+      </w:r>
+    </w:p>
+    <w:p>
+      <w:pPr>
+        <w:pStyle w:val="PreformattedText"/>
+        <w:bidi w:val="0"/>
+        <w:spacing w:before="0" w:after="0"/>
+        <w:jc w:val="start"/>
+        <w:rPr>
+          <w:b w:val="false"/>
+          <w:bCs w:val="false"/>
+          <w:sz w:val="24"/>
+          <w:szCs w:val="24"/>
+          <w:u w:val="none"/>
+        </w:rPr>
+      </w:pPr>
+      <w:r>
+        <w:rPr>
+          <w:b w:val="false"/>
+          <w:bCs w:val="false"/>
+          <w:sz w:val="24"/>
+          <w:szCs w:val="24"/>
+          <w:u w:val="none"/>
+        </w:rPr>
+        <w:tab/>
+        <w:t>}</w:t>
+      </w:r>
+    </w:p>
+    <w:p>
+      <w:pPr>
+        <w:pStyle w:val="PreformattedText"/>
+        <w:bidi w:val="0"/>
+        <w:spacing w:before="0" w:after="0"/>
+        <w:jc w:val="start"/>
+        <w:rPr>
+          <w:b w:val="false"/>
+          <w:bCs w:val="false"/>
+          <w:sz w:val="24"/>
+          <w:szCs w:val="24"/>
+          <w:u w:val="none"/>
+        </w:rPr>
+      </w:pPr>
+      <w:r>
+        <w:rPr>
+          <w:b w:val="false"/>
+          <w:bCs w:val="false"/>
+          <w:sz w:val="24"/>
+          <w:szCs w:val="24"/>
+          <w:u w:val="none"/>
+        </w:rPr>
+      </w:r>
+    </w:p>
+    <w:p>
+      <w:pPr>
+        <w:pStyle w:val="PreformattedText"/>
+        <w:bidi w:val="0"/>
+        <w:spacing w:before="0" w:after="0"/>
+        <w:jc w:val="start"/>
+        <w:rPr>
+          <w:b w:val="false"/>
+          <w:bCs w:val="false"/>
+          <w:sz w:val="24"/>
+          <w:szCs w:val="24"/>
+          <w:u w:val="none"/>
+        </w:rPr>
+      </w:pPr>
+      <w:r>
+        <w:rPr>
+          <w:b w:val="false"/>
+          <w:bCs w:val="false"/>
+          <w:sz w:val="24"/>
+          <w:szCs w:val="24"/>
+          <w:u w:val="none"/>
+        </w:rPr>
+        <w:tab/>
+        <w:t>std::complex&lt;double&gt; A(a, 0.0);</w:t>
+      </w:r>
+    </w:p>
+    <w:p>
+      <w:pPr>
+        <w:pStyle w:val="PreformattedText"/>
+        <w:bidi w:val="0"/>
+        <w:spacing w:before="0" w:after="0"/>
+        <w:jc w:val="start"/>
+        <w:rPr>
+          <w:b w:val="false"/>
+          <w:bCs w:val="false"/>
+          <w:sz w:val="24"/>
+          <w:szCs w:val="24"/>
+          <w:u w:val="none"/>
+        </w:rPr>
+      </w:pPr>
+      <w:r>
+        <w:rPr>
+          <w:b w:val="false"/>
+          <w:bCs w:val="false"/>
+          <w:sz w:val="24"/>
+          <w:szCs w:val="24"/>
+          <w:u w:val="none"/>
+        </w:rPr>
+        <w:tab/>
+        <w:t>std::complex&lt;double&gt; B(b, 0.0);</w:t>
+      </w:r>
+    </w:p>
+    <w:p>
+      <w:pPr>
+        <w:pStyle w:val="PreformattedText"/>
+        <w:bidi w:val="0"/>
+        <w:spacing w:before="0" w:after="0"/>
+        <w:jc w:val="start"/>
+        <w:rPr>
+          <w:b w:val="false"/>
+          <w:bCs w:val="false"/>
+          <w:sz w:val="24"/>
+          <w:szCs w:val="24"/>
+          <w:u w:val="none"/>
+        </w:rPr>
+      </w:pPr>
+      <w:r>
+        <w:rPr>
+          <w:b w:val="false"/>
+          <w:bCs w:val="false"/>
+          <w:sz w:val="24"/>
+          <w:szCs w:val="24"/>
+          <w:u w:val="none"/>
+        </w:rPr>
+        <w:tab/>
+        <w:t>std::complex&lt;double&gt; C(c, 0.0);</w:t>
+      </w:r>
+    </w:p>
+    <w:p>
+      <w:pPr>
+        <w:pStyle w:val="PreformattedText"/>
+        <w:bidi w:val="0"/>
+        <w:spacing w:before="0" w:after="0"/>
+        <w:jc w:val="start"/>
+        <w:rPr>
+          <w:b w:val="false"/>
+          <w:bCs w:val="false"/>
+          <w:sz w:val="24"/>
+          <w:szCs w:val="24"/>
+          <w:u w:val="none"/>
+        </w:rPr>
+      </w:pPr>
+      <w:r>
+        <w:rPr>
+          <w:b w:val="false"/>
+          <w:bCs w:val="false"/>
+          <w:sz w:val="24"/>
+          <w:szCs w:val="24"/>
+          <w:u w:val="none"/>
+        </w:rPr>
+      </w:r>
+    </w:p>
+    <w:p>
+      <w:pPr>
+        <w:pStyle w:val="PreformattedText"/>
+        <w:bidi w:val="0"/>
+        <w:spacing w:before="0" w:after="0"/>
+        <w:jc w:val="start"/>
+        <w:rPr>
+          <w:b w:val="false"/>
+          <w:bCs w:val="false"/>
+          <w:sz w:val="24"/>
+          <w:szCs w:val="24"/>
+          <w:u w:val="none"/>
+        </w:rPr>
+      </w:pPr>
+      <w:r>
+        <w:rPr>
+          <w:b w:val="false"/>
+          <w:bCs w:val="false"/>
+          <w:sz w:val="24"/>
+          <w:szCs w:val="24"/>
+          <w:u w:val="none"/>
+        </w:rPr>
+        <w:tab/>
+        <w:t>std::complex&lt;double&gt; D = B * B - 4.0 * A * C;</w:t>
+      </w:r>
+    </w:p>
+    <w:p>
+      <w:pPr>
+        <w:pStyle w:val="PreformattedText"/>
+        <w:bidi w:val="0"/>
+        <w:spacing w:before="0" w:after="0"/>
+        <w:jc w:val="start"/>
+        <w:rPr>
+          <w:b w:val="false"/>
+          <w:bCs w:val="false"/>
+          <w:sz w:val="24"/>
+          <w:szCs w:val="24"/>
+          <w:u w:val="none"/>
+        </w:rPr>
+      </w:pPr>
+      <w:r>
+        <w:rPr>
+          <w:b w:val="false"/>
+          <w:bCs w:val="false"/>
+          <w:sz w:val="24"/>
+          <w:szCs w:val="24"/>
+          <w:u w:val="none"/>
+        </w:rPr>
+      </w:r>
+    </w:p>
+    <w:p>
+      <w:pPr>
+        <w:pStyle w:val="PreformattedText"/>
+        <w:bidi w:val="0"/>
+        <w:spacing w:before="0" w:after="0"/>
+        <w:jc w:val="start"/>
+        <w:rPr>
+          <w:b w:val="false"/>
+          <w:bCs w:val="false"/>
+          <w:sz w:val="24"/>
+          <w:szCs w:val="24"/>
+          <w:u w:val="none"/>
+        </w:rPr>
+      </w:pPr>
+      <w:r>
+        <w:rPr>
+          <w:b w:val="false"/>
+          <w:bCs w:val="false"/>
+          <w:sz w:val="24"/>
+          <w:szCs w:val="24"/>
+          <w:u w:val="none"/>
+        </w:rPr>
+        <w:tab/>
+        <w:t>std::complex&lt;double&gt; sqrt_D = std::sqrt(D);</w:t>
+      </w:r>
+    </w:p>
+    <w:p>
+      <w:pPr>
+        <w:pStyle w:val="PreformattedText"/>
+        <w:bidi w:val="0"/>
+        <w:spacing w:before="0" w:after="0"/>
+        <w:jc w:val="start"/>
+        <w:rPr>
+          <w:b w:val="false"/>
+          <w:bCs w:val="false"/>
+          <w:sz w:val="24"/>
+          <w:szCs w:val="24"/>
+          <w:u w:val="none"/>
+        </w:rPr>
+      </w:pPr>
+      <w:r>
+        <w:rPr>
+          <w:b w:val="false"/>
+          <w:bCs w:val="false"/>
+          <w:sz w:val="24"/>
+          <w:szCs w:val="24"/>
+          <w:u w:val="none"/>
+        </w:rPr>
+      </w:r>
+    </w:p>
+    <w:p>
+      <w:pPr>
+        <w:pStyle w:val="PreformattedText"/>
+        <w:bidi w:val="0"/>
+        <w:spacing w:before="0" w:after="0"/>
+        <w:jc w:val="start"/>
+        <w:rPr>
+          <w:b w:val="false"/>
+          <w:bCs w:val="false"/>
+          <w:sz w:val="24"/>
+          <w:szCs w:val="24"/>
+          <w:u w:val="none"/>
+        </w:rPr>
+      </w:pPr>
+      <w:r>
+        <w:rPr>
+          <w:b w:val="false"/>
+          <w:bCs w:val="false"/>
+          <w:sz w:val="24"/>
+          <w:szCs w:val="24"/>
+          <w:u w:val="none"/>
+        </w:rPr>
+        <w:tab/>
+        <w:t>std::complex&lt;double&gt; x1 = (-B + sqrt_D)/(2.0 * A);</w:t>
+      </w:r>
+    </w:p>
+    <w:p>
+      <w:pPr>
+        <w:pStyle w:val="PreformattedText"/>
+        <w:bidi w:val="0"/>
+        <w:spacing w:before="0" w:after="0"/>
+        <w:jc w:val="start"/>
+        <w:rPr>
+          <w:b w:val="false"/>
+          <w:bCs w:val="false"/>
+          <w:sz w:val="24"/>
+          <w:szCs w:val="24"/>
+          <w:u w:val="none"/>
+        </w:rPr>
+      </w:pPr>
+      <w:r>
+        <w:rPr>
+          <w:b w:val="false"/>
+          <w:bCs w:val="false"/>
+          <w:sz w:val="24"/>
+          <w:szCs w:val="24"/>
+          <w:u w:val="none"/>
+        </w:rPr>
+        <w:tab/>
+        <w:t>std::complex&lt;double&gt; x2 = (-B - sqrt_D)/(2.0 * A);</w:t>
+      </w:r>
+    </w:p>
+    <w:p>
+      <w:pPr>
+        <w:pStyle w:val="PreformattedText"/>
+        <w:bidi w:val="0"/>
+        <w:spacing w:before="0" w:after="0"/>
+        <w:jc w:val="start"/>
+        <w:rPr>
+          <w:b w:val="false"/>
+          <w:bCs w:val="false"/>
+          <w:sz w:val="24"/>
+          <w:szCs w:val="24"/>
+          <w:u w:val="none"/>
+        </w:rPr>
+      </w:pPr>
+      <w:r>
+        <w:rPr>
+          <w:b w:val="false"/>
+          <w:bCs w:val="false"/>
+          <w:sz w:val="24"/>
+          <w:szCs w:val="24"/>
+          <w:u w:val="none"/>
+        </w:rPr>
+      </w:r>
+    </w:p>
+    <w:p>
+      <w:pPr>
+        <w:pStyle w:val="PreformattedText"/>
+        <w:bidi w:val="0"/>
+        <w:spacing w:before="0" w:after="0"/>
+        <w:jc w:val="start"/>
+        <w:rPr>
+          <w:b w:val="false"/>
+          <w:bCs w:val="false"/>
+          <w:sz w:val="24"/>
+          <w:szCs w:val="24"/>
+          <w:u w:val="none"/>
+        </w:rPr>
+      </w:pPr>
+      <w:r>
+        <w:rPr>
+          <w:b w:val="false"/>
+          <w:bCs w:val="false"/>
+          <w:sz w:val="24"/>
+          <w:szCs w:val="24"/>
+          <w:u w:val="none"/>
+        </w:rPr>
+        <w:tab/>
+        <w:t>std::cout &lt;&lt; "X1 = ";</w:t>
+      </w:r>
+    </w:p>
+    <w:p>
+      <w:pPr>
+        <w:pStyle w:val="PreformattedText"/>
+        <w:bidi w:val="0"/>
+        <w:spacing w:before="0" w:after="0"/>
+        <w:jc w:val="start"/>
+        <w:rPr>
+          <w:b w:val="false"/>
+          <w:bCs w:val="false"/>
+          <w:sz w:val="24"/>
+          <w:szCs w:val="24"/>
+          <w:u w:val="none"/>
+        </w:rPr>
+      </w:pPr>
+      <w:r>
+        <w:rPr>
+          <w:b w:val="false"/>
+          <w:bCs w:val="false"/>
+          <w:sz w:val="24"/>
+          <w:szCs w:val="24"/>
+          <w:u w:val="none"/>
+        </w:rPr>
+        <w:tab/>
+        <w:t>print_complex(x1);</w:t>
+      </w:r>
+    </w:p>
+    <w:p>
+      <w:pPr>
+        <w:pStyle w:val="PreformattedText"/>
+        <w:bidi w:val="0"/>
+        <w:spacing w:before="0" w:after="0"/>
+        <w:jc w:val="start"/>
+        <w:rPr>
+          <w:b w:val="false"/>
+          <w:bCs w:val="false"/>
+          <w:sz w:val="24"/>
+          <w:szCs w:val="24"/>
+          <w:u w:val="none"/>
+        </w:rPr>
+      </w:pPr>
+      <w:r>
+        <w:rPr>
+          <w:b w:val="false"/>
+          <w:bCs w:val="false"/>
+          <w:sz w:val="24"/>
+          <w:szCs w:val="24"/>
+          <w:u w:val="none"/>
+        </w:rPr>
+        <w:tab/>
+        <w:t>std::cout &lt;&lt; std::endl;</w:t>
+      </w:r>
+    </w:p>
+    <w:p>
+      <w:pPr>
+        <w:pStyle w:val="PreformattedText"/>
+        <w:bidi w:val="0"/>
+        <w:spacing w:before="0" w:after="0"/>
+        <w:jc w:val="start"/>
+        <w:rPr>
+          <w:b w:val="false"/>
+          <w:bCs w:val="false"/>
+          <w:sz w:val="24"/>
+          <w:szCs w:val="24"/>
+          <w:u w:val="none"/>
+        </w:rPr>
+      </w:pPr>
+      <w:r>
+        <w:rPr>
+          <w:b w:val="false"/>
+          <w:bCs w:val="false"/>
+          <w:sz w:val="24"/>
+          <w:szCs w:val="24"/>
+          <w:u w:val="none"/>
+        </w:rPr>
+      </w:r>
+    </w:p>
+    <w:p>
+      <w:pPr>
+        <w:pStyle w:val="PreformattedText"/>
+        <w:bidi w:val="0"/>
+        <w:spacing w:before="0" w:after="0"/>
+        <w:jc w:val="start"/>
+        <w:rPr>
+          <w:b w:val="false"/>
+          <w:bCs w:val="false"/>
+          <w:sz w:val="24"/>
+          <w:szCs w:val="24"/>
+          <w:u w:val="none"/>
+        </w:rPr>
+      </w:pPr>
+      <w:r>
+        <w:rPr>
+          <w:b w:val="false"/>
+          <w:bCs w:val="false"/>
+          <w:sz w:val="24"/>
+          <w:szCs w:val="24"/>
+          <w:u w:val="none"/>
+        </w:rPr>
+        <w:tab/>
+        <w:t>std::cout &lt;&lt; "X2 = ";</w:t>
+      </w:r>
+    </w:p>
+    <w:p>
+      <w:pPr>
+        <w:pStyle w:val="PreformattedText"/>
+        <w:bidi w:val="0"/>
+        <w:spacing w:before="0" w:after="0"/>
+        <w:jc w:val="start"/>
+        <w:rPr>
+          <w:b w:val="false"/>
+          <w:bCs w:val="false"/>
+          <w:sz w:val="24"/>
+          <w:szCs w:val="24"/>
+          <w:u w:val="none"/>
+        </w:rPr>
+      </w:pPr>
+      <w:r>
+        <w:rPr>
+          <w:b w:val="false"/>
+          <w:bCs w:val="false"/>
+          <w:sz w:val="24"/>
+          <w:szCs w:val="24"/>
+          <w:u w:val="none"/>
+        </w:rPr>
+        <w:tab/>
+        <w:t>print_complex(x2);</w:t>
+      </w:r>
+    </w:p>
+    <w:p>
+      <w:pPr>
+        <w:pStyle w:val="PreformattedText"/>
+        <w:bidi w:val="0"/>
+        <w:spacing w:before="0" w:after="0"/>
+        <w:jc w:val="start"/>
+        <w:rPr>
+          <w:b w:val="false"/>
+          <w:bCs w:val="false"/>
+          <w:sz w:val="24"/>
+          <w:szCs w:val="24"/>
+          <w:u w:val="none"/>
+        </w:rPr>
+      </w:pPr>
+      <w:r>
+        <w:rPr>
+          <w:b w:val="false"/>
+          <w:bCs w:val="false"/>
+          <w:sz w:val="24"/>
+          <w:szCs w:val="24"/>
+          <w:u w:val="none"/>
+        </w:rPr>
+        <w:tab/>
+        <w:t>std::cout &lt;&lt; std::endl;</w:t>
+      </w:r>
+    </w:p>
+    <w:p>
+      <w:pPr>
+        <w:pStyle w:val="PreformattedText"/>
+        <w:bidi w:val="0"/>
+        <w:spacing w:before="0" w:after="0"/>
+        <w:jc w:val="start"/>
+        <w:rPr>
+          <w:b w:val="false"/>
+          <w:bCs w:val="false"/>
+          <w:sz w:val="24"/>
+          <w:szCs w:val="24"/>
+          <w:u w:val="none"/>
+        </w:rPr>
+      </w:pPr>
+      <w:r>
+        <w:rPr>
+          <w:b w:val="false"/>
+          <w:bCs w:val="false"/>
+          <w:sz w:val="24"/>
+          <w:szCs w:val="24"/>
+          <w:u w:val="none"/>
+        </w:rPr>
+      </w:r>
+    </w:p>
+    <w:p>
+      <w:pPr>
+        <w:pStyle w:val="PreformattedText"/>
+        <w:bidi w:val="0"/>
+        <w:spacing w:before="0" w:after="0"/>
+        <w:jc w:val="start"/>
+        <w:rPr>
+          <w:b w:val="false"/>
+          <w:bCs w:val="false"/>
+          <w:sz w:val="24"/>
+          <w:szCs w:val="24"/>
+          <w:u w:val="none"/>
+        </w:rPr>
+      </w:pPr>
+      <w:r>
+        <w:rPr>
+          <w:b w:val="false"/>
+          <w:bCs w:val="false"/>
+          <w:sz w:val="24"/>
+          <w:szCs w:val="24"/>
+          <w:u w:val="none"/>
+        </w:rPr>
+        <w:tab/>
+        <w:t>return 0;</w:t>
+      </w:r>
+    </w:p>
+    <w:p>
+      <w:pPr>
+        <w:pStyle w:val="PreformattedText"/>
+        <w:bidi w:val="0"/>
+        <w:spacing w:before="0" w:after="0"/>
+        <w:jc w:val="start"/>
+        <w:rPr>
+          <w:b w:val="false"/>
+          <w:bCs w:val="false"/>
+          <w:sz w:val="24"/>
+          <w:szCs w:val="24"/>
+          <w:u w:val="none"/>
+        </w:rPr>
+      </w:pPr>
+      <w:r>
+        <w:rPr>
+          <w:b w:val="false"/>
+          <w:bCs w:val="false"/>
+          <w:sz w:val="24"/>
+          <w:szCs w:val="24"/>
+          <w:u w:val="none"/>
+        </w:rPr>
+        <w:t>}</w:t>
+      </w:r>
+    </w:p>
+    <w:p>
+      <w:pPr>
+        <w:pStyle w:val="PreformattedText"/>
+        <w:bidi w:val="0"/>
+        <w:spacing w:before="0" w:after="0"/>
+        <w:jc w:val="start"/>
+        <w:rPr>
+          <w:b w:val="false"/>
+          <w:bCs w:val="false"/>
+          <w:sz w:val="24"/>
+          <w:szCs w:val="24"/>
+          <w:u w:val="none"/>
+        </w:rPr>
+      </w:pPr>
+      <w:r>
+        <w:rPr>
+          <w:b w:val="false"/>
+          <w:bCs w:val="false"/>
+          <w:sz w:val="24"/>
+          <w:szCs w:val="24"/>
+          <w:u w:val="none"/>
+        </w:rPr>
+      </w:r>
+    </w:p>
+    <w:p>
+      <w:pPr>
+        <w:pStyle w:val="PreformattedText"/>
+        <w:bidi w:val="0"/>
+        <w:spacing w:before="0" w:after="0"/>
+        <w:jc w:val="start"/>
+        <w:rPr>
+          <w:b w:val="false"/>
+          <w:bCs w:val="false"/>
+          <w:sz w:val="24"/>
+          <w:szCs w:val="24"/>
+          <w:u w:val="none"/>
+        </w:rPr>
+      </w:pPr>
+      <w:r>
+        <w:rPr>
+          <w:b w:val="false"/>
+          <w:bCs w:val="false"/>
+          <w:sz w:val="24"/>
+          <w:szCs w:val="24"/>
+          <w:u w:val="none"/>
+        </w:rPr>
+        <w:t>void print_complex(const std::complex&lt;double&gt;&amp; result) {</w:t>
+      </w:r>
+    </w:p>
+    <w:p>
+      <w:pPr>
+        <w:pStyle w:val="PreformattedText"/>
+        <w:bidi w:val="0"/>
+        <w:spacing w:before="0" w:after="0"/>
+        <w:jc w:val="start"/>
+        <w:rPr>
+          <w:b w:val="false"/>
+          <w:bCs w:val="false"/>
+          <w:sz w:val="24"/>
+          <w:szCs w:val="24"/>
+          <w:u w:val="none"/>
+        </w:rPr>
+      </w:pPr>
+      <w:r>
+        <w:rPr>
+          <w:b w:val="false"/>
+          <w:bCs w:val="false"/>
+          <w:sz w:val="24"/>
+          <w:szCs w:val="24"/>
+          <w:u w:val="none"/>
+        </w:rPr>
+        <w:tab/>
+        <w:t>double re = result.real();</w:t>
+      </w:r>
+    </w:p>
+    <w:p>
+      <w:pPr>
+        <w:pStyle w:val="PreformattedText"/>
+        <w:bidi w:val="0"/>
+        <w:spacing w:before="0" w:after="0"/>
+        <w:jc w:val="start"/>
+        <w:rPr>
+          <w:b w:val="false"/>
+          <w:bCs w:val="false"/>
+          <w:sz w:val="24"/>
+          <w:szCs w:val="24"/>
+          <w:u w:val="none"/>
+        </w:rPr>
+      </w:pPr>
+      <w:r>
+        <w:rPr>
+          <w:b w:val="false"/>
+          <w:bCs w:val="false"/>
+          <w:sz w:val="24"/>
+          <w:szCs w:val="24"/>
+          <w:u w:val="none"/>
+        </w:rPr>
+        <w:tab/>
+        <w:t>double im = result.imag();</w:t>
+      </w:r>
+    </w:p>
+    <w:p>
+      <w:pPr>
+        <w:pStyle w:val="PreformattedText"/>
+        <w:bidi w:val="0"/>
+        <w:spacing w:before="0" w:after="0"/>
+        <w:jc w:val="start"/>
+        <w:rPr>
+          <w:b w:val="false"/>
+          <w:bCs w:val="false"/>
+          <w:sz w:val="24"/>
+          <w:szCs w:val="24"/>
+          <w:u w:val="none"/>
+        </w:rPr>
+      </w:pPr>
+      <w:r>
+        <w:rPr>
+          <w:b w:val="false"/>
+          <w:bCs w:val="false"/>
+          <w:sz w:val="24"/>
+          <w:szCs w:val="24"/>
+          <w:u w:val="none"/>
+        </w:rPr>
+      </w:r>
+    </w:p>
+    <w:p>
+      <w:pPr>
+        <w:pStyle w:val="PreformattedText"/>
+        <w:bidi w:val="0"/>
+        <w:spacing w:before="0" w:after="0"/>
+        <w:jc w:val="start"/>
+        <w:rPr>
+          <w:b w:val="false"/>
+          <w:bCs w:val="false"/>
+          <w:sz w:val="24"/>
+          <w:szCs w:val="24"/>
+          <w:u w:val="none"/>
+        </w:rPr>
+      </w:pPr>
+      <w:r>
+        <w:rPr>
+          <w:b w:val="false"/>
+          <w:bCs w:val="false"/>
+          <w:sz w:val="24"/>
+          <w:szCs w:val="24"/>
+          <w:u w:val="none"/>
+        </w:rPr>
+        <w:tab/>
+        <w:t>if (std::abs(im) &lt; 1e-9) {</w:t>
+      </w:r>
+    </w:p>
+    <w:p>
+      <w:pPr>
+        <w:pStyle w:val="PreformattedText"/>
+        <w:bidi w:val="0"/>
+        <w:spacing w:before="0" w:after="0"/>
+        <w:jc w:val="start"/>
+        <w:rPr>
+          <w:b w:val="false"/>
+          <w:bCs w:val="false"/>
+          <w:sz w:val="24"/>
+          <w:szCs w:val="24"/>
+          <w:u w:val="none"/>
+        </w:rPr>
+      </w:pPr>
+      <w:r>
+        <w:rPr>
+          <w:b w:val="false"/>
+          <w:bCs w:val="false"/>
+          <w:sz w:val="24"/>
+          <w:szCs w:val="24"/>
+          <w:u w:val="none"/>
+        </w:rPr>
+        <w:tab/>
+        <w:tab/>
+        <w:t>std::cout &lt;&lt; re;</w:t>
+      </w:r>
+    </w:p>
+    <w:p>
+      <w:pPr>
+        <w:pStyle w:val="PreformattedText"/>
+        <w:bidi w:val="0"/>
+        <w:spacing w:before="0" w:after="0"/>
+        <w:jc w:val="start"/>
+        <w:rPr>
+          <w:b w:val="false"/>
+          <w:bCs w:val="false"/>
+          <w:sz w:val="24"/>
+          <w:szCs w:val="24"/>
+          <w:u w:val="none"/>
+        </w:rPr>
+      </w:pPr>
+      <w:r>
+        <w:rPr>
+          <w:b w:val="false"/>
+          <w:bCs w:val="false"/>
+          <w:sz w:val="24"/>
+          <w:szCs w:val="24"/>
+          <w:u w:val="none"/>
+        </w:rPr>
+        <w:tab/>
+        <w:t>} else if (std::abs(re) &lt; 1e-9) {</w:t>
+      </w:r>
+    </w:p>
+    <w:p>
+      <w:pPr>
+        <w:pStyle w:val="PreformattedText"/>
+        <w:bidi w:val="0"/>
+        <w:spacing w:before="0" w:after="0"/>
+        <w:jc w:val="start"/>
+        <w:rPr>
+          <w:b w:val="false"/>
+          <w:bCs w:val="false"/>
+          <w:sz w:val="24"/>
+          <w:szCs w:val="24"/>
+          <w:u w:val="none"/>
+        </w:rPr>
+      </w:pPr>
+      <w:r>
+        <w:rPr>
+          <w:b w:val="false"/>
+          <w:bCs w:val="false"/>
+          <w:sz w:val="24"/>
+          <w:szCs w:val="24"/>
+          <w:u w:val="none"/>
+        </w:rPr>
+        <w:tab/>
+        <w:tab/>
+        <w:t>std::cout &lt;&lt; im &lt;&lt; "i";</w:t>
+      </w:r>
+    </w:p>
+    <w:p>
+      <w:pPr>
+        <w:pStyle w:val="PreformattedText"/>
+        <w:bidi w:val="0"/>
+        <w:spacing w:before="0" w:after="0"/>
+        <w:jc w:val="start"/>
+        <w:rPr>
+          <w:b w:val="false"/>
+          <w:bCs w:val="false"/>
+          <w:sz w:val="24"/>
+          <w:szCs w:val="24"/>
+          <w:u w:val="none"/>
+        </w:rPr>
+      </w:pPr>
+      <w:r>
+        <w:rPr>
+          <w:b w:val="false"/>
+          <w:bCs w:val="false"/>
+          <w:sz w:val="24"/>
+          <w:szCs w:val="24"/>
+          <w:u w:val="none"/>
+        </w:rPr>
+        <w:tab/>
+        <w:t>} else if (im &gt; 0) {</w:t>
+      </w:r>
+    </w:p>
+    <w:p>
+      <w:pPr>
+        <w:pStyle w:val="PreformattedText"/>
+        <w:bidi w:val="0"/>
+        <w:spacing w:before="0" w:after="0"/>
+        <w:jc w:val="start"/>
+        <w:rPr>
+          <w:b w:val="false"/>
+          <w:bCs w:val="false"/>
+          <w:sz w:val="24"/>
+          <w:szCs w:val="24"/>
+          <w:u w:val="none"/>
+        </w:rPr>
+      </w:pPr>
+      <w:r>
+        <w:rPr>
+          <w:b w:val="false"/>
+          <w:bCs w:val="false"/>
+          <w:sz w:val="24"/>
+          <w:szCs w:val="24"/>
+          <w:u w:val="none"/>
+        </w:rPr>
+        <w:tab/>
+        <w:tab/>
+        <w:t>std::cout &lt;&lt; re &lt;&lt; " + " &lt;&lt; im &lt;&lt; "i";</w:t>
+      </w:r>
+    </w:p>
+    <w:p>
+      <w:pPr>
+        <w:pStyle w:val="PreformattedText"/>
+        <w:bidi w:val="0"/>
+        <w:spacing w:before="0" w:after="0"/>
+        <w:jc w:val="start"/>
+        <w:rPr>
+          <w:b w:val="false"/>
+          <w:bCs w:val="false"/>
+          <w:sz w:val="24"/>
+          <w:szCs w:val="24"/>
+          <w:u w:val="none"/>
+        </w:rPr>
+      </w:pPr>
+      <w:r>
+        <w:rPr>
+          <w:b w:val="false"/>
+          <w:bCs w:val="false"/>
+          <w:sz w:val="24"/>
+          <w:szCs w:val="24"/>
+          <w:u w:val="none"/>
+        </w:rPr>
+        <w:tab/>
+        <w:t>} else {</w:t>
+      </w:r>
+    </w:p>
+    <w:p>
+      <w:pPr>
+        <w:pStyle w:val="PreformattedText"/>
+        <w:bidi w:val="0"/>
+        <w:spacing w:before="0" w:after="0"/>
+        <w:jc w:val="start"/>
+        <w:rPr>
+          <w:b w:val="false"/>
+          <w:bCs w:val="false"/>
+          <w:sz w:val="24"/>
+          <w:szCs w:val="24"/>
+          <w:u w:val="none"/>
+        </w:rPr>
+      </w:pPr>
+      <w:r>
+        <w:rPr>
+          <w:b w:val="false"/>
+          <w:bCs w:val="false"/>
+          <w:sz w:val="24"/>
+          <w:szCs w:val="24"/>
+          <w:u w:val="none"/>
+        </w:rPr>
+        <w:tab/>
+        <w:tab/>
+        <w:t>std::cout &lt;&lt; re &lt;&lt; " - " &lt;&lt; -im &lt;&lt; "i";</w:t>
+      </w:r>
+    </w:p>
+    <w:p>
+      <w:pPr>
+        <w:pStyle w:val="PreformattedText"/>
+        <w:bidi w:val="0"/>
+        <w:spacing w:before="0" w:after="0"/>
+        <w:jc w:val="start"/>
+        <w:rPr>
+          <w:b w:val="false"/>
+          <w:bCs w:val="false"/>
+          <w:sz w:val="24"/>
+          <w:szCs w:val="24"/>
+          <w:u w:val="none"/>
+        </w:rPr>
+      </w:pPr>
+      <w:r>
+        <w:rPr>
+          <w:b w:val="false"/>
+          <w:bCs w:val="false"/>
+          <w:sz w:val="24"/>
+          <w:szCs w:val="24"/>
+          <w:u w:val="none"/>
+        </w:rPr>
+        <w:tab/>
+        <w:t>}</w:t>
+      </w:r>
+    </w:p>
+    <w:p>
+      <w:pPr>
+        <w:pStyle w:val="PreformattedText"/>
+        <w:bidi w:val="0"/>
+        <w:spacing w:before="0" w:after="0"/>
+        <w:jc w:val="start"/>
+        <w:rPr>
+          <w:b w:val="false"/>
+          <w:bCs w:val="false"/>
+          <w:sz w:val="24"/>
+          <w:szCs w:val="24"/>
+          <w:u w:val="none"/>
+        </w:rPr>
+      </w:pPr>
+      <w:r>
+        <w:rPr>
+          <w:b w:val="false"/>
+          <w:bCs w:val="false"/>
+          <w:sz w:val="24"/>
+          <w:szCs w:val="24"/>
+          <w:u w:val="none"/>
+        </w:rPr>
+        <w:t>}</w:t>
       </w:r>
     </w:p>
     <w:sectPr>
@@ -21,6 +3418,7 @@
       <w:pgNumType w:fmt="decimal"/>
       <w:formProt w:val="false"/>
       <w:textDirection w:val="lrTb"/>
+      <w:docGrid w:type="default" w:linePitch="100" w:charSpace="0"/>
     </w:sectPr>
   </w:body>
 </w:document>
@@ -48,11 +3446,15 @@
     <w:qFormat/>
     <w:pPr>
       <w:widowControl w:val="false"/>
+      <w:suppressAutoHyphens w:val="true"/>
       <w:bidi w:val="0"/>
+      <w:spacing w:before="0" w:after="0"/>
+      <w:jc w:val="start"/>
     </w:pPr>
     <w:rPr>
       <w:rFonts w:ascii="Liberation Serif" w:hAnsi="Liberation Serif" w:eastAsia="Noto Serif CJK SC" w:cs="FreeSans"/>
       <w:color w:val="auto"/>
+      <w:kern w:val="0"/>
       <w:sz w:val="24"/>
       <w:szCs w:val="24"/>
       <w:lang w:val="ru-RU" w:eastAsia="zh-CN" w:bidi="hi-IN"/>

--- a/Отчёты/Отчёт_3_Мартини.docx
+++ b/Отчёты/Отчёт_3_Мартини.docx
@@ -23,9 +23,14 @@
           <w:szCs w:val="24"/>
           <w:u w:val="single"/>
         </w:rPr>
-        <w:t>Отчёт по лабораторной работе №</w:t>
-      </w:r>
-      <w:r>
+        <w:t>Отчёт по лабораторной работе №3</w:t>
+      </w:r>
+    </w:p>
+    <w:p>
+      <w:pPr>
+        <w:pStyle w:val="PreformattedText"/>
+        <w:bidi w:val="0"/>
+        <w:spacing w:before="0" w:after="0"/>
         <w:rPr>
           <w:b/>
           <w:bCs/>
@@ -33,14 +38,8 @@
           <w:szCs w:val="24"/>
           <w:u w:val="single"/>
         </w:rPr>
-        <w:t>3</w:t>
-      </w:r>
-    </w:p>
-    <w:p>
-      <w:pPr>
-        <w:pStyle w:val="PreformattedText"/>
-        <w:bidi w:val="0"/>
-        <w:spacing w:before="0" w:after="0"/>
+      </w:pPr>
+      <w:r>
         <w:rPr>
           <w:b/>
           <w:bCs/>
@@ -48,15 +47,6 @@
           <w:szCs w:val="24"/>
           <w:u w:val="single"/>
         </w:rPr>
-      </w:pPr>
-      <w:r>
-        <w:rPr>
-          <w:b/>
-          <w:bCs/>
-          <w:sz w:val="24"/>
-          <w:szCs w:val="24"/>
-          <w:u w:val="single"/>
-        </w:rPr>
         <w:t>Работу выполнил: Мартини П.А. ТКИ-241</w:t>
       </w:r>
     </w:p>
@@ -92,49 +82,42 @@
           <w:sz w:val="24"/>
           <w:szCs w:val="24"/>
         </w:rPr>
-        <w:t xml:space="preserve">Задание: </w:t>
-      </w:r>
-      <w:r>
-        <w:rPr>
-          <w:sz w:val="24"/>
-          <w:szCs w:val="24"/>
-        </w:rPr>
-        <w:t>написать программу, которая решает авболютно любое квадратное уравнение (включая решения с мнимыми корнями)</w:t>
-      </w:r>
-    </w:p>
-    <w:p>
-      <w:pPr>
-        <w:pStyle w:val="PreformattedText"/>
-        <w:bidi w:val="0"/>
-        <w:spacing w:before="0" w:after="0"/>
-        <w:rPr>
-          <w:sz w:val="24"/>
-          <w:szCs w:val="24"/>
-        </w:rPr>
-      </w:pPr>
-      <w:r>
-        <w:rPr>
-          <w:sz w:val="24"/>
-          <w:szCs w:val="24"/>
-        </w:rPr>
-      </w:r>
-    </w:p>
-    <w:p>
-      <w:pPr>
-        <w:pStyle w:val="PreformattedText"/>
-        <w:bidi w:val="0"/>
-        <w:spacing w:before="0" w:after="0"/>
-        <w:rPr>
-          <w:sz w:val="24"/>
-          <w:szCs w:val="24"/>
-        </w:rPr>
-      </w:pPr>
-      <w:r>
-        <w:rPr>
-          <w:sz w:val="24"/>
-          <w:szCs w:val="24"/>
-        </w:rPr>
-        <w:t>Задание выполнено на языке программирования c++ с использованием пользовательской библиотеки MatPlot++. Исходный код программы указан в приложении.</w:t>
+        <w:t>Задание: написать программу, которая решает авболютно любое квадратное уравнение (включая решения с мнимыми корнями)</w:t>
+      </w:r>
+    </w:p>
+    <w:p>
+      <w:pPr>
+        <w:pStyle w:val="PreformattedText"/>
+        <w:bidi w:val="0"/>
+        <w:spacing w:before="0" w:after="0"/>
+        <w:rPr>
+          <w:sz w:val="24"/>
+          <w:szCs w:val="24"/>
+        </w:rPr>
+      </w:pPr>
+      <w:r>
+        <w:rPr>
+          <w:sz w:val="24"/>
+          <w:szCs w:val="24"/>
+        </w:rPr>
+      </w:r>
+    </w:p>
+    <w:p>
+      <w:pPr>
+        <w:pStyle w:val="PreformattedText"/>
+        <w:bidi w:val="0"/>
+        <w:spacing w:before="0" w:after="0"/>
+        <w:rPr>
+          <w:sz w:val="24"/>
+          <w:szCs w:val="24"/>
+        </w:rPr>
+      </w:pPr>
+      <w:r>
+        <w:rPr>
+          <w:sz w:val="24"/>
+          <w:szCs w:val="24"/>
+        </w:rPr>
+        <w:t>Задание выполнено на языке программирования c++. Исходный код программы указан в приложении.</w:t>
       </w:r>
     </w:p>
     <w:p>
